--- a/TRANSIX.docx
+++ b/TRANSIX.docx
@@ -1768,7 +1768,7 @@
     </w:p>
     <w:p>
       <w:r>
-        <w:t>A távolsági buszközlekedésben az utasok jelentős része ma is papíralapú</w:t>
+        <w:t>A távolsági buszközlekedésben az utasok jelentős része ma is</w:t>
       </w:r>
       <w:r>
         <w:t xml:space="preserve"> </w:t>
@@ -1787,10 +1787,36 @@
       </w:r>
       <w:proofErr w:type="spellEnd"/>
       <w:r>
-        <w:t xml:space="preserve"> API-n keresztül szolgálja ki az utasoknak szánt mobilalkalmazást és webes felületet, a járművezetők (illetve ellenőrök) beléptető-érvényesítő alkalmazását, valamint a diszpécseri/adminisztrátori felületet. A rendszer digitális, NFC- és QR-kód alapú jegyeket és bérleteket állít elő, a megtett útvonal hossza alapján automatikusan kiszámítja a legkedvezőbb viteldíjat, valós időben követi a járművek helyzetét, értesíti az utasokat a járat állapotáról, és lehetővé teszi az ülőhely előzetes lefoglalását.</w:t>
-      </w:r>
-    </w:p>
-    <w:p/>
+        <w:t xml:space="preserve"> API-n keresztül szolgálja ki az utasoknak szánt mobilalkalmazást és webes felületet, a járművezetők (illetve ellenőrök) beléptető-érvényesítő alkalmazását, valamint a diszpécseri/adminisztrátori felületet. </w:t>
+      </w:r>
+      <w:r>
+        <w:t>A rendszer digitális,</w:t>
+      </w:r>
+      <w:r>
+        <w:t xml:space="preserve"> </w:t>
+      </w:r>
+      <w:r>
+        <w:t>QR-kód alapú jegyeket és bérleteket állít elő, az utazások alapján automatikusan napra, hétre</w:t>
+      </w:r>
+      <w:r>
+        <w:t>,</w:t>
+      </w:r>
+      <w:r>
+        <w:t xml:space="preserve"> hónapra</w:t>
+      </w:r>
+      <w:r>
+        <w:t xml:space="preserve"> </w:t>
+      </w:r>
+      <w:r>
+        <w:t>vagy</w:t>
+      </w:r>
+      <w:r>
+        <w:t xml:space="preserve"> évre</w:t>
+      </w:r>
+      <w:r>
+        <w:t xml:space="preserve"> optimalizálja a legkedvezőbb viteldíjat, valós időben követi a járművek helyzetét, értesíti az utasokat a járat állapotáról, és lehetővé teszi az ülőhely előzetes lefoglalását.</w:t>
+      </w:r>
+    </w:p>
     <w:p>
       <w:pPr>
         <w:pStyle w:val="Cmsor1"/>
@@ -1839,7 +1865,7 @@
         <w:rPr>
           <w:color w:val="000000" w:themeColor="text1"/>
         </w:rPr>
-        <w:t>Mobil környezet: Android (8.0+), iOS (14.0+)</w:t>
+        <w:t>Mobil környezet: Android (8.0+)</w:t>
       </w:r>
     </w:p>
     <w:p>
@@ -2111,7 +2137,7 @@
     </w:p>
     <w:p>
       <w:r>
-        <w:t>A feladat egy olyan szoftverrendszer elkészítése, amely kezeli a járatok, útvonalak és megállóhelyek felvitelét, a jegy- és bérletvásárlási folyamatot, a helyfoglalást, valamint a járművezető munkáját segítő NFC/QR-kód alapú érvényesítést. A megtett útvonal hossza alapján a rendszer automatikusan határozza meg az adott utazáshoz legkedvezőbb díjszabást.</w:t>
+        <w:t>A feladat egy olyan szoftverrendszer elkészítése, amely kezeli a járatok, útvonalak és megállóhelyek felvitelét, a jegy- és bérletvásárlási folyamatot, a helyfoglalást, valamint a járművezető munkáját segítő QR-kód alapú érvényesítést. A megtett útvonal hossza alapján a rendszer automatikusan határozza meg az adott utazáshoz legkedvezőbb díjszabást.</w:t>
       </w:r>
     </w:p>
     <w:p>
@@ -2278,7 +2304,13 @@
         <w:contextualSpacing w:val="0"/>
       </w:pPr>
       <w:r>
-        <w:t>Mobilalkalmazás (Android/iOS) fejlesztése az utasok számára: jegy- és NFC-bérletkezelés, valós idejű járatkövetés, értesítések, helyfoglalás</w:t>
+        <w:t>Mobilalkalmazás (Android) fejlesztése az utasok számára: jegy</w:t>
+      </w:r>
+      <w:r>
+        <w:t xml:space="preserve">- és </w:t>
+      </w:r>
+      <w:r>
+        <w:t>bérletkezelés, valós idejű járatkövetés, értesítések, helyfoglalás</w:t>
       </w:r>
     </w:p>
     <w:p>
@@ -2292,7 +2324,13 @@
         <w:contextualSpacing w:val="0"/>
       </w:pPr>
       <w:r>
-        <w:t>Járművezetői/ellenőri alkalmazás fejlesztése: kamerás és NFC-s jegyolvasás, gyors érvényesítés, utaslista</w:t>
+        <w:t>Járművezetői/ellenőri alkalmazás fejlesztése: kamerás</w:t>
+      </w:r>
+      <w:r>
+        <w:t xml:space="preserve"> </w:t>
+      </w:r>
+      <w:r>
+        <w:t>jegyolvasás, gyors érvényesítés, utaslista</w:t>
       </w:r>
     </w:p>
     <w:p>
@@ -2434,7 +2472,13 @@
         <w:spacing w:line="240" w:lineRule="auto"/>
       </w:pPr>
       <w:r>
-        <w:t>A mobilalkalmazásban a térképes, valós idejű járatkövetés és az NFC/QR-kód beolvasás prioritást élvezzen.</w:t>
+        <w:t>A mobilalkalmazásban a térképes, valós idejű járatkövetés és a</w:t>
+      </w:r>
+      <w:r>
+        <w:t xml:space="preserve"> </w:t>
+      </w:r>
+      <w:r>
+        <w:t>QR-kód beolvasás prioritást élvezzen.</w:t>
       </w:r>
     </w:p>
     <w:p>
@@ -2447,7 +2491,16 @@
         <w:spacing w:line="240" w:lineRule="auto"/>
       </w:pPr>
       <w:r>
-        <w:t>A járművezetői felület legyen egyszerű, nagy elemekkel kialakított, hogy vezetés közbeni, gyors kezelést tegyen lehetővé.</w:t>
+        <w:t xml:space="preserve">A járművezetői felület legyen egyszerű, nagy elemekkel kialakított, hogy </w:t>
+      </w:r>
+      <w:r>
+        <w:t>ellenőrzés</w:t>
+      </w:r>
+      <w:r>
+        <w:t xml:space="preserve"> közben</w:t>
+      </w:r>
+      <w:r>
+        <w:t>, gyors kezelést tegyen lehetővé.</w:t>
       </w:r>
     </w:p>
     <w:p>
@@ -2470,7 +2523,7 @@
         <w:spacing w:line="240" w:lineRule="auto"/>
       </w:pPr>
       <w:r>
-        <w:t>A megvásárolt jegyeket és bérleteket a rendszer egyedi azonosítóval, biztonságos QR-kóddal és NFC-alapú tokennel lássa el, majd mentse el az adatbázisba.</w:t>
+        <w:t>A megvásárolt jegyeket és bérleteket a rendszer egyedi azonosítóval, biztonságos QR-kóddal lássa el, majd mentse el az adatbázisba.</w:t>
       </w:r>
     </w:p>
     <w:p>
@@ -2483,7 +2536,7 @@
         <w:spacing w:line="240" w:lineRule="auto"/>
       </w:pPr>
       <w:r>
-        <w:t>Az utas a bérletét telefonon, NFC-technológia segítségével tárolhassa és validáltathassa, ezáltal fizikai kártya nélkül is beszállhasson.</w:t>
+        <w:t>Intelligens útvonalhossz-felismerő rendszer: a GPS-koordináták és a megállóhelyek alapján a szoftver automatikusan megállapítsa a megtett vagy tervezett útszakasz hosszát, és ez alapján kiszámítsa a legmegfelelőbb (legkedvezőbb) viteldíjat, összevetve a lehetséges jegy- és bérlettípusokat.</w:t>
       </w:r>
     </w:p>
     <w:p>
@@ -2496,7 +2549,7 @@
         <w:spacing w:line="240" w:lineRule="auto"/>
       </w:pPr>
       <w:r>
-        <w:t>Intelligens útvonalhossz-felismerő rendszer: a GPS-koordináták és a megállóhelyek alapján a szoftver automatikusan megállapítsa a megtett vagy tervezett útszakasz hosszát, és ez alapján kiszámítsa a legmegfelelőbb (legkedvezőbb) viteldíjat, összevetve a lehetséges jegy- és bérlettípusokat.</w:t>
+        <w:t>Helyfoglalási lehetőség: az utas a jármű alaprajzán kiválaszthassa, módosíthassa vagy lemondhassa az ülőhelyét az indulás előtt.</w:t>
       </w:r>
     </w:p>
     <w:p>
@@ -2509,7 +2562,13 @@
         <w:spacing w:line="240" w:lineRule="auto"/>
       </w:pPr>
       <w:r>
-        <w:t>Helyfoglalási lehetőség: az utas a jármű alaprajzán kiválaszthassa, módosíthassa vagy lemondhassa az ülőhelyét az indulás előtt.</w:t>
+        <w:t>e-mail</w:t>
+      </w:r>
+      <w:r>
+        <w:t xml:space="preserve"> </w:t>
+      </w:r>
+      <w:r>
+        <w:t>értesítések indulás előtt, késés vagy útvonalváltozás esetén, illetve a jegy vagy bérlet lejáratáról.</w:t>
       </w:r>
     </w:p>
     <w:p>
@@ -2522,34 +2581,9 @@
         <w:spacing w:line="240" w:lineRule="auto"/>
       </w:pPr>
       <w:r>
-        <w:t xml:space="preserve">Push-, e-mail- és </w:t>
-      </w:r>
-      <w:r>
-        <w:rPr>
-          <w:color w:val="FF0000"/>
-        </w:rPr>
-        <w:t>SMS</w:t>
-      </w:r>
-      <w:r>
-        <w:t>-értesítések indulás előtt, késés vagy útvonalváltozás esetén, illetve a jegy vagy bérlet lejáratáról.</w:t>
-      </w:r>
-    </w:p>
-    <w:p>
-      <w:pPr>
-        <w:pStyle w:val="Listaszerbekezds"/>
-        <w:numPr>
-          <w:ilvl w:val="0"/>
-          <w:numId w:val="13"/>
-        </w:numPr>
-        <w:spacing w:line="240" w:lineRule="auto"/>
-      </w:pPr>
-      <w:r>
-        <w:t>A járművezető munkáját segítő alkalmazás: gyors NFC/</w:t>
-      </w:r>
-      <w:r>
-        <w:rPr>
-          <w:color w:val="FF0000"/>
-        </w:rPr>
+        <w:t xml:space="preserve">A járművezető munkáját segítő alkalmazás: gyors </w:t>
+      </w:r>
+      <w:r>
         <w:t>QR</w:t>
       </w:r>
       <w:r>

--- a/TRANSIX.docx
+++ b/TRANSIX.docx
@@ -1779,15 +1779,7 @@
     </w:p>
     <w:p>
       <w:r>
-        <w:t xml:space="preserve">A cél egy olyan összetett szoftverrendszer kidolgozása, amely egy központi </w:t>
-      </w:r>
-      <w:proofErr w:type="spellStart"/>
-      <w:r>
-        <w:t>RESTful</w:t>
-      </w:r>
-      <w:proofErr w:type="spellEnd"/>
-      <w:r>
-        <w:t xml:space="preserve"> API-n keresztül szolgálja ki az utasoknak szánt mobilalkalmazást és webes felületet, a járművezetők (illetve ellenőrök) beléptető-érvényesítő alkalmazását, valamint a diszpécseri/adminisztrátori felületet. </w:t>
+        <w:t xml:space="preserve">A cél egy olyan összetett szoftverrendszer kidolgozása, amely egy központi RESTful API-n keresztül szolgálja ki az utasoknak szánt mobilalkalmazást és webes felületet, a járművezetők (illetve ellenőrök) beléptető-érvényesítő alkalmazását, valamint a diszpécseri/adminisztrátori felületet. </w:t>
       </w:r>
       <w:r>
         <w:t>A rendszer digitális,</w:t>
@@ -1805,13 +1797,7 @@
         <w:t xml:space="preserve"> hónapra</w:t>
       </w:r>
       <w:r>
-        <w:t xml:space="preserve"> </w:t>
-      </w:r>
-      <w:r>
-        <w:t>vagy</w:t>
-      </w:r>
-      <w:r>
-        <w:t xml:space="preserve"> évre</w:t>
+        <w:t xml:space="preserve"> vagy évre</w:t>
       </w:r>
       <w:r>
         <w:t xml:space="preserve"> optimalizálja a legkedvezőbb viteldíjat, valós időben követi a járművek helyzetét, értesíti az utasokat a járat állapotáról, és lehetővé teszi az ülőhely előzetes lefoglalását.</w:t>
@@ -1918,6 +1904,15 @@
       <w:r>
         <w:t>#</w:t>
       </w:r>
+      <w:r>
+        <w:t xml:space="preserve"> (</w:t>
+      </w:r>
+      <w:r>
+        <w:t>ASP.NET</w:t>
+      </w:r>
+      <w:r>
+        <w:t>)</w:t>
+      </w:r>
     </w:p>
     <w:p>
       <w:pPr>
@@ -1928,47 +1923,31 @@
         </w:numPr>
       </w:pPr>
       <w:r>
-        <w:t xml:space="preserve">Frontend: JavaScript </w:t>
-      </w:r>
-      <w:r>
-        <w:rPr>
-          <w:color w:val="EE0000"/>
-        </w:rPr>
-        <w:t xml:space="preserve"> </w:t>
-      </w:r>
-      <w:r>
-        <w:rPr>
-          <w:color w:val="000000" w:themeColor="text1"/>
-        </w:rPr>
-        <w:t>(</w:t>
-      </w:r>
-      <w:proofErr w:type="spellStart"/>
-      <w:r>
-        <w:rPr>
-          <w:color w:val="000000" w:themeColor="text1"/>
-        </w:rPr>
-        <w:t>TypeScript</w:t>
-      </w:r>
-      <w:proofErr w:type="spellEnd"/>
-      <w:r>
-        <w:rPr>
-          <w:color w:val="000000" w:themeColor="text1"/>
-        </w:rPr>
-        <w:t xml:space="preserve">, </w:t>
-      </w:r>
-      <w:proofErr w:type="spellStart"/>
-      <w:r>
-        <w:rPr>
-          <w:color w:val="000000" w:themeColor="text1"/>
-        </w:rPr>
-        <w:t>React</w:t>
-      </w:r>
-      <w:proofErr w:type="spellEnd"/>
-      <w:r>
-        <w:rPr>
-          <w:color w:val="000000" w:themeColor="text1"/>
-        </w:rPr>
-        <w:t>, Vue.js)</w:t>
+        <w:t>Adatbázis: MySQL</w:t>
+      </w:r>
+    </w:p>
+    <w:p>
+      <w:pPr>
+        <w:pStyle w:val="NormlWeb"/>
+        <w:numPr>
+          <w:ilvl w:val="0"/>
+          <w:numId w:val="6"/>
+        </w:numPr>
+      </w:pPr>
+      <w:r>
+        <w:t>Webes alkalmazás: Vue.js</w:t>
+      </w:r>
+    </w:p>
+    <w:p>
+      <w:pPr>
+        <w:pStyle w:val="NormlWeb"/>
+        <w:numPr>
+          <w:ilvl w:val="0"/>
+          <w:numId w:val="6"/>
+        </w:numPr>
+      </w:pPr>
+      <w:r>
+        <w:t>Asztali alkalmazás: C# (WPF)</w:t>
       </w:r>
     </w:p>
     <w:p>
@@ -1986,43 +1965,25 @@
         <w:rPr>
           <w:color w:val="000000" w:themeColor="text1"/>
         </w:rPr>
-        <w:t xml:space="preserve">Mobil: </w:t>
-      </w:r>
-      <w:proofErr w:type="spellStart"/>
+        <w:t>Mobil</w:t>
+      </w:r>
       <w:r>
         <w:rPr>
           <w:color w:val="000000" w:themeColor="text1"/>
         </w:rPr>
-        <w:t>Flutter</w:t>
-      </w:r>
-      <w:proofErr w:type="spellEnd"/>
-    </w:p>
-    <w:p>
-      <w:pPr>
-        <w:pStyle w:val="NormlWeb"/>
-        <w:numPr>
-          <w:ilvl w:val="0"/>
-          <w:numId w:val="6"/>
-        </w:numPr>
-      </w:pPr>
-      <w:r>
-        <w:t xml:space="preserve">Asztali (opcionális </w:t>
-      </w:r>
-      <w:proofErr w:type="spellStart"/>
-      <w:r>
-        <w:t>admin</w:t>
-      </w:r>
-      <w:proofErr w:type="spellEnd"/>
-      <w:r>
-        <w:t xml:space="preserve">): C# (Windows </w:t>
-      </w:r>
-      <w:proofErr w:type="spellStart"/>
-      <w:r>
-        <w:t>Forms</w:t>
-      </w:r>
-      <w:proofErr w:type="spellEnd"/>
-      <w:r>
-        <w:t>)</w:t>
+        <w:t xml:space="preserve"> alkalmazás</w:t>
+      </w:r>
+      <w:r>
+        <w:rPr>
+          <w:color w:val="000000" w:themeColor="text1"/>
+        </w:rPr>
+        <w:t>: Flutter</w:t>
+      </w:r>
+      <w:r>
+        <w:rPr>
+          <w:color w:val="000000" w:themeColor="text1"/>
+        </w:rPr>
+        <w:t xml:space="preserve"> (Dart)</w:t>
       </w:r>
     </w:p>
     <w:p>
@@ -2044,7 +2005,7 @@
         </w:numPr>
       </w:pPr>
       <w:r>
-        <w:t>C# forrásállomány</w:t>
+        <w:t>forrásállomány</w:t>
       </w:r>
     </w:p>
     <w:p>
@@ -2157,7 +2118,6 @@
       </w:pPr>
       <w:bookmarkStart w:id="8" w:name="_Toc239417166"/>
       <w:r>
-        <w:lastRenderedPageBreak/>
         <w:t>Modulok</w:t>
       </w:r>
       <w:bookmarkEnd w:id="8"/>
@@ -2402,15 +2362,7 @@
     </w:p>
     <w:p>
       <w:r>
-        <w:t xml:space="preserve">A szoftver backend komponense biztosítsa a biztonságos, HTTPS alapú </w:t>
-      </w:r>
-      <w:proofErr w:type="spellStart"/>
-      <w:r>
-        <w:t>RESTful</w:t>
-      </w:r>
-      <w:proofErr w:type="spellEnd"/>
-      <w:r>
-        <w:t xml:space="preserve"> API elérést, kezelje az adatbázis-műveleteket, és biztosítsa az adatok integritását. A felhasználói felületeknek alkalmasnak kell lenniük arra, hogy a begyűjtött és eltárolt adatokból különféle statisztikákat és lekérdezéseket jelenítsenek meg, valamint lefedjék a teljes jegy- és bérletkezelési életciklust az indulástól a beváltásig.</w:t>
+        <w:t>A szoftver backend komponense biztosítsa a biztonságos, HTTPS alapú RESTful API elérést, kezelje az adatbázis-műveleteket, és biztosítsa az adatok integritását. A felhasználói felületeknek alkalmasnak kell lenniük arra, hogy a begyűjtött és eltárolt adatokból különféle statisztikákat és lekérdezéseket jelenítsenek meg, valamint lefedjék a teljes jegy- és bérletkezelési életciklust az indulástól a beváltásig.</w:t>
       </w:r>
     </w:p>
     <w:p>

--- a/TRANSIX.docx
+++ b/TRANSIX.docx
@@ -1779,7 +1779,15 @@
     </w:p>
     <w:p>
       <w:r>
-        <w:t xml:space="preserve">A cél egy olyan összetett szoftverrendszer kidolgozása, amely egy központi RESTful API-n keresztül szolgálja ki az utasoknak szánt mobilalkalmazást és webes felületet, a járművezetők (illetve ellenőrök) beléptető-érvényesítő alkalmazását, valamint a diszpécseri/adminisztrátori felületet. </w:t>
+        <w:t xml:space="preserve">A cél egy olyan összetett szoftverrendszer kidolgozása, amely egy központi </w:t>
+      </w:r>
+      <w:proofErr w:type="spellStart"/>
+      <w:r>
+        <w:t>RESTful</w:t>
+      </w:r>
+      <w:proofErr w:type="spellEnd"/>
+      <w:r>
+        <w:t xml:space="preserve"> API-n keresztül szolgálja ki az utasoknak szánt mobilalkalmazást és webes felületet, a járművezetők (illetve ellenőrök) beléptető-érvényesítő alkalmazását, valamint a diszpécseri/adminisztrátori felületet. </w:t>
       </w:r>
       <w:r>
         <w:t>A rendszer digitális,</w:t>
@@ -1905,13 +1913,7 @@
         <w:t>#</w:t>
       </w:r>
       <w:r>
-        <w:t xml:space="preserve"> (</w:t>
-      </w:r>
-      <w:r>
-        <w:t>ASP.NET</w:t>
-      </w:r>
-      <w:r>
-        <w:t>)</w:t>
+        <w:t xml:space="preserve"> (ASP.NET)</w:t>
       </w:r>
     </w:p>
     <w:p>
@@ -1923,8 +1925,13 @@
         </w:numPr>
       </w:pPr>
       <w:r>
-        <w:t>Adatbázis: MySQL</w:t>
-      </w:r>
+        <w:t xml:space="preserve">Adatbázis: </w:t>
+      </w:r>
+      <w:proofErr w:type="spellStart"/>
+      <w:r>
+        <w:t>MySQL</w:t>
+      </w:r>
+      <w:proofErr w:type="spellEnd"/>
     </w:p>
     <w:p>
       <w:pPr>
@@ -1977,8 +1984,16 @@
         <w:rPr>
           <w:color w:val="000000" w:themeColor="text1"/>
         </w:rPr>
-        <w:t>: Flutter</w:t>
-      </w:r>
+        <w:t xml:space="preserve">: </w:t>
+      </w:r>
+      <w:proofErr w:type="spellStart"/>
+      <w:r>
+        <w:rPr>
+          <w:color w:val="000000" w:themeColor="text1"/>
+        </w:rPr>
+        <w:t>Flutter</w:t>
+      </w:r>
+      <w:proofErr w:type="spellEnd"/>
       <w:r>
         <w:rPr>
           <w:color w:val="000000" w:themeColor="text1"/>
@@ -2362,7 +2377,15 @@
     </w:p>
     <w:p>
       <w:r>
-        <w:t>A szoftver backend komponense biztosítsa a biztonságos, HTTPS alapú RESTful API elérést, kezelje az adatbázis-műveleteket, és biztosítsa az adatok integritását. A felhasználói felületeknek alkalmasnak kell lenniük arra, hogy a begyűjtött és eltárolt adatokból különféle statisztikákat és lekérdezéseket jelenítsenek meg, valamint lefedjék a teljes jegy- és bérletkezelési életciklust az indulástól a beváltásig.</w:t>
+        <w:t xml:space="preserve">A szoftver backend komponense biztosítsa a biztonságos, HTTPS alapú </w:t>
+      </w:r>
+      <w:proofErr w:type="spellStart"/>
+      <w:r>
+        <w:t>RESTful</w:t>
+      </w:r>
+      <w:proofErr w:type="spellEnd"/>
+      <w:r>
+        <w:t xml:space="preserve"> API elérést, kezelje az adatbázis-műveleteket, és biztosítsa az adatok integritását. A felhasználói felületeknek alkalmasnak kell lenniük arra, hogy a begyűjtött és eltárolt adatokból különféle statisztikákat és lekérdezéseket jelenítsenek meg, valamint lefedjék a teljes jegy- és bérletkezelési életciklust az indulástól a beváltásig.</w:t>
       </w:r>
     </w:p>
     <w:p>
@@ -2612,8 +2635,8 @@
     <w:p/>
     <w:p/>
     <w:sectPr>
-      <w:headerReference w:type="default" r:id="rId8"/>
-      <w:footerReference w:type="default" r:id="rId9"/>
+      <w:headerReference w:type="default" r:id="rId9"/>
+      <w:footerReference w:type="default" r:id="rId10"/>
       <w:pgSz w:w="11906" w:h="16838"/>
       <w:pgMar w:top="1736" w:right="1274" w:bottom="1134" w:left="1276" w:header="709" w:footer="709" w:gutter="0"/>
       <w:cols w:space="708"/>
@@ -2752,35 +2775,120 @@
 
 <file path=word/header1.xml><?xml version="1.0" encoding="utf-8"?>
 <w:hdr xmlns:wpc="http://schemas.microsoft.com/office/word/2010/wordprocessingCanvas" xmlns:cx="http://schemas.microsoft.com/office/drawing/2014/chartex" xmlns:cx1="http://schemas.microsoft.com/office/drawing/2015/9/8/chartex" xmlns:cx2="http://schemas.microsoft.com/office/drawing/2015/10/21/chartex" xmlns:cx3="http://schemas.microsoft.com/office/drawing/2016/5/9/chartex" xmlns:cx4="http://schemas.microsoft.com/office/drawing/2016/5/10/chartex" xmlns:cx5="http://schemas.microsoft.com/office/drawing/2016/5/11/chartex" xmlns:cx6="http://schemas.microsoft.com/office/drawing/2016/5/12/chartex" xmlns:cx7="http://schemas.microsoft.com/office/drawing/2016/5/13/chartex" xmlns:cx8="http://schemas.microsoft.com/office/drawing/2016/5/14/chartex" xmlns:mc="http://schemas.openxmlformats.org/markup-compatibility/2006" xmlns:aink="http://schemas.microsoft.com/office/drawing/2016/ink" xmlns:am3d="http://schemas.microsoft.com/office/drawing/2017/model3d" xmlns:o="urn:schemas-microsoft-com:office:office" xmlns:r="http://schemas.openxmlformats.org/officeDocument/2006/relationships" xmlns:m="http://schemas.openxmlformats.org/officeDocument/2006/math" xmlns:v="urn:schemas-microsoft-com:vml" xmlns:wp14="http://schemas.microsoft.com/office/word/2010/wordprocessingDrawing" xmlns:wp="http://schemas.openxmlformats.org/drawingml/2006/wordprocessingDrawing" xmlns:w10="urn:schemas-microsoft-com:office:word" xmlns:w="http://schemas.openxmlformats.org/wordprocessingml/2006/main" xmlns:w14="http://schemas.microsoft.com/office/word/2010/wordml" xmlns:w15="http://schemas.microsoft.com/office/word/2012/wordml" xmlns:w16cex="http://schemas.microsoft.com/office/word/2018/wordml/cex" xmlns:w16cid="http://schemas.microsoft.com/office/word/2016/wordml/cid" xmlns:w16="http://schemas.microsoft.com/office/word/2018/wordml" xmlns:w16sdtdh="http://schemas.microsoft.com/office/word/2020/wordml/sdtdatahash" xmlns:w16se="http://schemas.microsoft.com/office/word/2015/wordml/symex" xmlns:wpg="http://schemas.microsoft.com/office/word/2010/wordprocessingGroup" xmlns:wpi="http://schemas.microsoft.com/office/word/2010/wordprocessingInk" xmlns:wne="http://schemas.microsoft.com/office/word/2006/wordml" xmlns:wps="http://schemas.microsoft.com/office/word/2010/wordprocessingShape" mc:Ignorable="w14 w15 w16se w16cid w16 w16cex w16sdtdh wp14">
+  <w:sdt>
+    <w:sdtPr>
+      <w:rPr>
+        <w:caps/>
+        <w:color w:val="44546A" w:themeColor="text2"/>
+        <w:sz w:val="20"/>
+        <w:szCs w:val="20"/>
+      </w:rPr>
+      <w:alias w:val="Szerző"/>
+      <w:tag w:val=""/>
+      <w:id w:val="-1701008461"/>
+      <w:placeholder>
+        <w:docPart w:val="DD958D32317E4BF6A0CE57DF8054A4E3"/>
+      </w:placeholder>
+      <w:dataBinding w:prefixMappings="xmlns:ns0='http://purl.org/dc/elements/1.1/' xmlns:ns1='http://schemas.openxmlformats.org/package/2006/metadata/core-properties' " w:xpath="/ns1:coreProperties[1]/ns0:creator[1]" w:storeItemID="{6C3C8BC8-F283-45AE-878A-BAB7291924A1}"/>
+      <w:text/>
+    </w:sdtPr>
+    <w:sdtContent>
+      <w:p>
+        <w:pPr>
+          <w:pStyle w:val="lfej"/>
+          <w:jc w:val="right"/>
+          <w:rPr>
+            <w:caps/>
+            <w:color w:val="44546A" w:themeColor="text2"/>
+            <w:sz w:val="20"/>
+            <w:szCs w:val="20"/>
+          </w:rPr>
+        </w:pPr>
+        <w:r>
+          <w:rPr>
+            <w:caps/>
+            <w:color w:val="44546A" w:themeColor="text2"/>
+            <w:sz w:val="20"/>
+            <w:szCs w:val="20"/>
+          </w:rPr>
+          <w:t>transix</w:t>
+        </w:r>
+      </w:p>
+    </w:sdtContent>
+  </w:sdt>
+  <w:sdt>
+    <w:sdtPr>
+      <w:rPr>
+        <w:caps/>
+        <w:color w:val="44546A" w:themeColor="text2"/>
+        <w:sz w:val="20"/>
+        <w:szCs w:val="20"/>
+      </w:rPr>
+      <w:alias w:val="Dátum"/>
+      <w:tag w:val="Dátum"/>
+      <w:id w:val="-304078227"/>
+      <w:placeholder>
+        <w:docPart w:val="3AC38C26CC22449AAC58956604921F08"/>
+      </w:placeholder>
+      <w:dataBinding w:prefixMappings="xmlns:ns0='http://schemas.microsoft.com/office/2006/coverPageProps' " w:xpath="/ns0:CoverPageProperties[1]/ns0:PublishDate[1]" w:storeItemID="{55AF091B-3C7A-41E3-B477-F2FDAA23CFDA}"/>
+      <w:date w:fullDate="2026-09-11T00:00:00Z">
+        <w:dateFormat w:val="yyyy.MM.dd."/>
+        <w:lid w:val="hu-HU"/>
+        <w:storeMappedDataAs w:val="dateTime"/>
+        <w:calendar w:val="gregorian"/>
+      </w:date>
+    </w:sdtPr>
+    <w:sdtContent>
+      <w:p>
+        <w:pPr>
+          <w:pStyle w:val="lfej"/>
+          <w:jc w:val="right"/>
+          <w:rPr>
+            <w:caps/>
+            <w:color w:val="44546A" w:themeColor="text2"/>
+            <w:sz w:val="20"/>
+            <w:szCs w:val="20"/>
+          </w:rPr>
+        </w:pPr>
+        <w:r>
+          <w:rPr>
+            <w:caps/>
+            <w:color w:val="44546A" w:themeColor="text2"/>
+            <w:sz w:val="20"/>
+            <w:szCs w:val="20"/>
+          </w:rPr>
+          <w:t>2026.09.11.</w:t>
+        </w:r>
+      </w:p>
+    </w:sdtContent>
+  </w:sdt>
   <w:p>
     <w:pPr>
       <w:pStyle w:val="lfej"/>
-      <w:pBdr>
-        <w:bottom w:val="single" w:sz="6" w:space="0" w:color="auto"/>
-      </w:pBdr>
-      <w:tabs>
-        <w:tab w:val="clear" w:pos="4536"/>
-      </w:tabs>
-      <w:ind w:firstLine="142"/>
-      <w:jc w:val="right"/>
+      <w:jc w:val="center"/>
+      <w:rPr>
+        <w:color w:val="44546A" w:themeColor="text2"/>
+        <w:sz w:val="20"/>
+        <w:szCs w:val="20"/>
+      </w:rPr>
     </w:pPr>
     <w:r>
       <w:rPr>
         <w:noProof/>
       </w:rPr>
       <w:drawing>
-        <wp:anchor distT="0" distB="0" distL="114300" distR="114300" simplePos="0" relativeHeight="251658240" behindDoc="0" locked="0" layoutInCell="1" allowOverlap="1" wp14:anchorId="29C07003" wp14:editId="34815A27">
+        <wp:anchor distT="0" distB="0" distL="114300" distR="114300" simplePos="0" relativeHeight="251658240" behindDoc="1" locked="0" layoutInCell="1" allowOverlap="1" wp14:anchorId="5A4A70A8" wp14:editId="127E79B1">
           <wp:simplePos x="0" y="0"/>
-          <wp:positionH relativeFrom="margin">
-            <wp:posOffset>-635</wp:posOffset>
+          <wp:positionH relativeFrom="column">
+            <wp:posOffset>-489585</wp:posOffset>
           </wp:positionH>
           <wp:positionV relativeFrom="paragraph">
-            <wp:posOffset>-288290</wp:posOffset>
+            <wp:posOffset>-435610</wp:posOffset>
           </wp:positionV>
-          <wp:extent cx="1047750" cy="697865"/>
+          <wp:extent cx="921600" cy="615600"/>
           <wp:effectExtent l="0" t="0" r="0" b="0"/>
           <wp:wrapNone/>
-          <wp:docPr id="1" name="Kép 1"/>
+          <wp:docPr id="2" name="Kép 2"/>
           <wp:cNvGraphicFramePr>
             <a:graphicFrameLocks xmlns:a="http://schemas.openxmlformats.org/drawingml/2006/main" noChangeAspect="1"/>
           </wp:cNvGraphicFramePr>
@@ -2788,7 +2896,7 @@
             <a:graphicData uri="http://schemas.openxmlformats.org/drawingml/2006/picture">
               <pic:pic xmlns:pic="http://schemas.openxmlformats.org/drawingml/2006/picture">
                 <pic:nvPicPr>
-                  <pic:cNvPr id="1" name="Kép 1"/>
+                  <pic:cNvPr id="2" name="Kép 2"/>
                   <pic:cNvPicPr/>
                 </pic:nvPicPr>
                 <pic:blipFill>
@@ -2806,7 +2914,7 @@
                 <pic:spPr>
                   <a:xfrm>
                     <a:off x="0" y="0"/>
-                    <a:ext cx="1047750" cy="697865"/>
+                    <a:ext cx="921600" cy="615600"/>
                   </a:xfrm>
                   <a:prstGeom prst="rect">
                     <a:avLst/>
@@ -2824,21 +2932,48 @@
         </wp:anchor>
       </w:drawing>
     </w:r>
-    <w:r>
-      <w:t>Specifikáció</w:t>
-    </w:r>
+    <w:sdt>
+      <w:sdtPr>
+        <w:rPr>
+          <w:caps/>
+          <w:color w:val="44546A" w:themeColor="text2"/>
+          <w:sz w:val="20"/>
+          <w:szCs w:val="20"/>
+        </w:rPr>
+        <w:alias w:val="Cím"/>
+        <w:tag w:val=""/>
+        <w:id w:val="-484788024"/>
+        <w:placeholder>
+          <w:docPart w:val="CC3C43F63FB6414F8C3C757F057F495E"/>
+        </w:placeholder>
+        <w:dataBinding w:prefixMappings="xmlns:ns0='http://purl.org/dc/elements/1.1/' xmlns:ns1='http://schemas.openxmlformats.org/package/2006/metadata/core-properties' " w:xpath="/ns1:coreProperties[1]/ns0:title[1]" w:storeItemID="{6C3C8BC8-F283-45AE-878A-BAB7291924A1}"/>
+        <w:text/>
+      </w:sdtPr>
+      <w:sdtEndPr>
+        <w:rPr>
+          <w:caps w:val="0"/>
+        </w:rPr>
+      </w:sdtEndPr>
+      <w:sdtContent>
+        <w:r>
+          <w:rPr>
+            <w:caps/>
+            <w:color w:val="44546A" w:themeColor="text2"/>
+            <w:sz w:val="20"/>
+            <w:szCs w:val="20"/>
+          </w:rPr>
+          <w:t>specifikáció</w:t>
+        </w:r>
+      </w:sdtContent>
+    </w:sdt>
   </w:p>
   <w:p>
     <w:pPr>
       <w:pStyle w:val="lfej"/>
-      <w:pBdr>
-        <w:bottom w:val="single" w:sz="6" w:space="0" w:color="auto"/>
-      </w:pBdr>
       <w:tabs>
         <w:tab w:val="clear" w:pos="4536"/>
       </w:tabs>
       <w:ind w:firstLine="142"/>
-      <w:jc w:val="right"/>
     </w:pPr>
   </w:p>
 </w:hdr>
@@ -5083,7 +5218,659 @@
     <w:basedOn w:val="Bekezdsalapbettpusa"/>
     <w:rsid w:val="00994305"/>
   </w:style>
+  <w:style w:type="character" w:styleId="Helyrzszveg">
+    <w:name w:val="Placeholder Text"/>
+    <w:basedOn w:val="Bekezdsalapbettpusa"/>
+    <w:uiPriority w:val="99"/>
+    <w:semiHidden/>
+    <w:rsid w:val="007A70C7"/>
+    <w:rPr>
+      <w:color w:val="808080"/>
+    </w:rPr>
+  </w:style>
 </w:styles>
+</file>
+
+<file path=word/glossary/document.xml><?xml version="1.0" encoding="utf-8"?>
+<w:glossaryDocument xmlns:wpc="http://schemas.microsoft.com/office/word/2010/wordprocessingCanvas" xmlns:cx="http://schemas.microsoft.com/office/drawing/2014/chartex" xmlns:cx1="http://schemas.microsoft.com/office/drawing/2015/9/8/chartex" xmlns:cx2="http://schemas.microsoft.com/office/drawing/2015/10/21/chartex" xmlns:cx3="http://schemas.microsoft.com/office/drawing/2016/5/9/chartex" xmlns:cx4="http://schemas.microsoft.com/office/drawing/2016/5/10/chartex" xmlns:cx5="http://schemas.microsoft.com/office/drawing/2016/5/11/chartex" xmlns:cx6="http://schemas.microsoft.com/office/drawing/2016/5/12/chartex" xmlns:cx7="http://schemas.microsoft.com/office/drawing/2016/5/13/chartex" xmlns:cx8="http://schemas.microsoft.com/office/drawing/2016/5/14/chartex" xmlns:mc="http://schemas.openxmlformats.org/markup-compatibility/2006" xmlns:aink="http://schemas.microsoft.com/office/drawing/2016/ink" xmlns:am3d="http://schemas.microsoft.com/office/drawing/2017/model3d" xmlns:o="urn:schemas-microsoft-com:office:office" xmlns:r="http://schemas.openxmlformats.org/officeDocument/2006/relationships" xmlns:m="http://schemas.openxmlformats.org/officeDocument/2006/math" xmlns:v="urn:schemas-microsoft-com:vml" xmlns:wp14="http://schemas.microsoft.com/office/word/2010/wordprocessingDrawing" xmlns:wp="http://schemas.openxmlformats.org/drawingml/2006/wordprocessingDrawing" xmlns:w10="urn:schemas-microsoft-com:office:word" xmlns:w="http://schemas.openxmlformats.org/wordprocessingml/2006/main" xmlns:w14="http://schemas.microsoft.com/office/word/2010/wordml" xmlns:w15="http://schemas.microsoft.com/office/word/2012/wordml" xmlns:w16cex="http://schemas.microsoft.com/office/word/2018/wordml/cex" xmlns:w16cid="http://schemas.microsoft.com/office/word/2016/wordml/cid" xmlns:w16="http://schemas.microsoft.com/office/word/2018/wordml" xmlns:w16sdtdh="http://schemas.microsoft.com/office/word/2020/wordml/sdtdatahash" xmlns:w16se="http://schemas.microsoft.com/office/word/2015/wordml/symex" xmlns:wpg="http://schemas.microsoft.com/office/word/2010/wordprocessingGroup" xmlns:wpi="http://schemas.microsoft.com/office/word/2010/wordprocessingInk" xmlns:wne="http://schemas.microsoft.com/office/word/2006/wordml" xmlns:wps="http://schemas.microsoft.com/office/word/2010/wordprocessingShape" mc:Ignorable="w14 w15 w16se w16cid w16 w16cex w16sdtdh wp14">
+  <w:docParts>
+    <w:docPart>
+      <w:docPartPr>
+        <w:name w:val="DD958D32317E4BF6A0CE57DF8054A4E3"/>
+        <w:category>
+          <w:name w:val="Általános"/>
+          <w:gallery w:val="placeholder"/>
+        </w:category>
+        <w:types>
+          <w:type w:val="bbPlcHdr"/>
+        </w:types>
+        <w:behaviors>
+          <w:behavior w:val="content"/>
+        </w:behaviors>
+        <w:guid w:val="{666D17D8-62C2-4D82-9FED-2A3DCE6FEE00}"/>
+      </w:docPartPr>
+      <w:docPartBody>
+        <w:p>
+          <w:pPr>
+            <w:pStyle w:val="DD958D32317E4BF6A0CE57DF8054A4E3"/>
+          </w:pPr>
+          <w:r>
+            <w:rPr>
+              <w:rStyle w:val="Helyrzszveg"/>
+            </w:rPr>
+            <w:t>[Szerző neve]</w:t>
+          </w:r>
+        </w:p>
+      </w:docPartBody>
+    </w:docPart>
+    <w:docPart>
+      <w:docPartPr>
+        <w:name w:val="3AC38C26CC22449AAC58956604921F08"/>
+        <w:category>
+          <w:name w:val="Általános"/>
+          <w:gallery w:val="placeholder"/>
+        </w:category>
+        <w:types>
+          <w:type w:val="bbPlcHdr"/>
+        </w:types>
+        <w:behaviors>
+          <w:behavior w:val="content"/>
+        </w:behaviors>
+        <w:guid w:val="{FDB5C339-36E1-4F61-B812-5C655F680663}"/>
+      </w:docPartPr>
+      <w:docPartBody>
+        <w:p>
+          <w:pPr>
+            <w:pStyle w:val="3AC38C26CC22449AAC58956604921F08"/>
+          </w:pPr>
+          <w:r>
+            <w:rPr>
+              <w:rStyle w:val="Helyrzszveg"/>
+            </w:rPr>
+            <w:t>[Dátum]</w:t>
+          </w:r>
+        </w:p>
+      </w:docPartBody>
+    </w:docPart>
+    <w:docPart>
+      <w:docPartPr>
+        <w:name w:val="CC3C43F63FB6414F8C3C757F057F495E"/>
+        <w:category>
+          <w:name w:val="Általános"/>
+          <w:gallery w:val="placeholder"/>
+        </w:category>
+        <w:types>
+          <w:type w:val="bbPlcHdr"/>
+        </w:types>
+        <w:behaviors>
+          <w:behavior w:val="content"/>
+        </w:behaviors>
+        <w:guid w:val="{DB944571-CDF3-4465-B905-92FD4F1E6125}"/>
+      </w:docPartPr>
+      <w:docPartBody>
+        <w:p>
+          <w:pPr>
+            <w:pStyle w:val="CC3C43F63FB6414F8C3C757F057F495E"/>
+          </w:pPr>
+          <w:r>
+            <w:rPr>
+              <w:color w:val="44546A" w:themeColor="text2"/>
+              <w:sz w:val="20"/>
+              <w:szCs w:val="20"/>
+            </w:rPr>
+            <w:t>[Dokumentum címe]</w:t>
+          </w:r>
+        </w:p>
+      </w:docPartBody>
+    </w:docPart>
+  </w:docParts>
+</w:glossaryDocument>
+</file>
+
+<file path=word/glossary/fontTable.xml><?xml version="1.0" encoding="utf-8"?>
+<w:fonts xmlns:mc="http://schemas.openxmlformats.org/markup-compatibility/2006" xmlns:r="http://schemas.openxmlformats.org/officeDocument/2006/relationships" xmlns:w="http://schemas.openxmlformats.org/wordprocessingml/2006/main" xmlns:w14="http://schemas.microsoft.com/office/word/2010/wordml" xmlns:w15="http://schemas.microsoft.com/office/word/2012/wordml" xmlns:w16cex="http://schemas.microsoft.com/office/word/2018/wordml/cex" xmlns:w16cid="http://schemas.microsoft.com/office/word/2016/wordml/cid" xmlns:w16="http://schemas.microsoft.com/office/word/2018/wordml" xmlns:w16sdtdh="http://schemas.microsoft.com/office/word/2020/wordml/sdtdatahash" xmlns:w16se="http://schemas.microsoft.com/office/word/2015/wordml/symex" mc:Ignorable="w14 w15 w16se w16cid w16 w16cex w16sdtdh">
+  <w:font w:name="Symbol">
+    <w:panose1 w:val="05050102010706020507"/>
+    <w:charset w:val="02"/>
+    <w:family w:val="roman"/>
+    <w:pitch w:val="variable"/>
+    <w:sig w:usb0="00000000" w:usb1="10000000" w:usb2="00000000" w:usb3="00000000" w:csb0="80000000" w:csb1="00000000"/>
+  </w:font>
+  <w:font w:name="Times New Roman">
+    <w:panose1 w:val="02020603050405020304"/>
+    <w:charset w:val="00"/>
+    <w:family w:val="roman"/>
+    <w:pitch w:val="variable"/>
+    <w:sig w:usb0="E0002AFF" w:usb1="C0007843" w:usb2="00000009" w:usb3="00000000" w:csb0="000001FF" w:csb1="00000000"/>
+  </w:font>
+  <w:font w:name="Courier New">
+    <w:panose1 w:val="02070309020205020404"/>
+    <w:charset w:val="00"/>
+    <w:family w:val="modern"/>
+    <w:pitch w:val="fixed"/>
+    <w:sig w:usb0="E0002EFF" w:usb1="C0007843" w:usb2="00000009" w:usb3="00000000" w:csb0="000001FF" w:csb1="00000000"/>
+  </w:font>
+  <w:font w:name="Wingdings">
+    <w:panose1 w:val="05000000000000000000"/>
+    <w:charset w:val="02"/>
+    <w:family w:val="auto"/>
+    <w:pitch w:val="variable"/>
+    <w:sig w:usb0="00000000" w:usb1="10000000" w:usb2="00000000" w:usb3="00000000" w:csb0="80000000" w:csb1="00000000"/>
+  </w:font>
+  <w:font w:name="Calibri">
+    <w:panose1 w:val="020F0502020204030204"/>
+    <w:charset w:val="00"/>
+    <w:family w:val="swiss"/>
+    <w:pitch w:val="variable"/>
+    <w:sig w:usb0="E0002AFF" w:usb1="4000ACFF" w:usb2="00000001" w:usb3="00000000" w:csb0="000001FF" w:csb1="00000000"/>
+  </w:font>
+  <w:font w:name="Calibri Light">
+    <w:panose1 w:val="020F0302020204030204"/>
+    <w:charset w:val="00"/>
+    <w:family w:val="swiss"/>
+    <w:pitch w:val="variable"/>
+    <w:sig w:usb0="A0002AEF" w:usb1="4000207B" w:usb2="00000000" w:usb3="00000000" w:csb0="000001FF" w:csb1="00000000"/>
+  </w:font>
+</w:fonts>
+</file>
+
+<file path=word/glossary/settings.xml><?xml version="1.0" encoding="utf-8"?>
+<w:settings xmlns:mc="http://schemas.openxmlformats.org/markup-compatibility/2006" xmlns:o="urn:schemas-microsoft-com:office:office" xmlns:r="http://schemas.openxmlformats.org/officeDocument/2006/relationships" xmlns:m="http://schemas.openxmlformats.org/officeDocument/2006/math" xmlns:v="urn:schemas-microsoft-com:vml" xmlns:w10="urn:schemas-microsoft-com:office:word" xmlns:w="http://schemas.openxmlformats.org/wordprocessingml/2006/main" xmlns:w14="http://schemas.microsoft.com/office/word/2010/wordml" xmlns:w15="http://schemas.microsoft.com/office/word/2012/wordml" xmlns:w16cex="http://schemas.microsoft.com/office/word/2018/wordml/cex" xmlns:w16cid="http://schemas.microsoft.com/office/word/2016/wordml/cid" xmlns:w16="http://schemas.microsoft.com/office/word/2018/wordml" xmlns:w16sdtdh="http://schemas.microsoft.com/office/word/2020/wordml/sdtdatahash" xmlns:w16se="http://schemas.microsoft.com/office/word/2015/wordml/symex" xmlns:sl="http://schemas.openxmlformats.org/schemaLibrary/2006/main" mc:Ignorable="w14 w15 w16se w16cid w16 w16cex w16sdtdh">
+  <w:view w:val="normal"/>
+  <w:defaultTabStop w:val="708"/>
+  <w:hyphenationZone w:val="425"/>
+  <w:characterSpacingControl w:val="doNotCompress"/>
+  <w:compat>
+    <w:useFELayout/>
+    <w:compatSetting w:name="compatibilityMode" w:uri="http://schemas.microsoft.com/office/word" w:val="15"/>
+    <w:compatSetting w:name="overrideTableStyleFontSizeAndJustification" w:uri="http://schemas.microsoft.com/office/word" w:val="1"/>
+    <w:compatSetting w:name="enableOpenTypeFeatures" w:uri="http://schemas.microsoft.com/office/word" w:val="1"/>
+    <w:compatSetting w:name="doNotFlipMirrorIndents" w:uri="http://schemas.microsoft.com/office/word" w:val="1"/>
+    <w:compatSetting w:name="differentiateMultirowTableHeaders" w:uri="http://schemas.microsoft.com/office/word" w:val="1"/>
+    <w:compatSetting w:name="useWord2013TrackBottomHyphenation" w:uri="http://schemas.microsoft.com/office/word" w:val="0"/>
+  </w:compat>
+  <w:rsids>
+    <w:rsidRoot w:val="00E76373"/>
+    <w:rsid w:val="00D46D48"/>
+    <w:rsid w:val="00E76373"/>
+  </w:rsids>
+  <m:mathPr>
+    <m:mathFont m:val="Cambria Math"/>
+    <m:brkBin m:val="before"/>
+    <m:brkBinSub m:val="--"/>
+    <m:smallFrac m:val="0"/>
+    <m:dispDef/>
+    <m:lMargin m:val="0"/>
+    <m:rMargin m:val="0"/>
+    <m:defJc m:val="centerGroup"/>
+    <m:wrapIndent m:val="1440"/>
+    <m:intLim m:val="subSup"/>
+    <m:naryLim m:val="undOvr"/>
+  </m:mathPr>
+  <w:themeFontLang w:val="hu-HU"/>
+  <w:clrSchemeMapping w:bg1="light1" w:t1="dark1" w:bg2="light2" w:t2="dark2" w:accent1="accent1" w:accent2="accent2" w:accent3="accent3" w:accent4="accent4" w:accent5="accent5" w:accent6="accent6" w:hyperlink="hyperlink" w:followedHyperlink="followedHyperlink"/>
+  <w:decimalSymbol w:val=","/>
+  <w:listSeparator w:val=";"/>
+  <w15:chartTrackingRefBased/>
+</w:settings>
+</file>
+
+<file path=word/glossary/styles.xml><?xml version="1.0" encoding="utf-8"?>
+<w:styles xmlns:mc="http://schemas.openxmlformats.org/markup-compatibility/2006" xmlns:r="http://schemas.openxmlformats.org/officeDocument/2006/relationships" xmlns:w="http://schemas.openxmlformats.org/wordprocessingml/2006/main" xmlns:w14="http://schemas.microsoft.com/office/word/2010/wordml" xmlns:w15="http://schemas.microsoft.com/office/word/2012/wordml" xmlns:w16cex="http://schemas.microsoft.com/office/word/2018/wordml/cex" xmlns:w16cid="http://schemas.microsoft.com/office/word/2016/wordml/cid" xmlns:w16="http://schemas.microsoft.com/office/word/2018/wordml" xmlns:w16sdtdh="http://schemas.microsoft.com/office/word/2020/wordml/sdtdatahash" xmlns:w16se="http://schemas.microsoft.com/office/word/2015/wordml/symex" mc:Ignorable="w14 w15 w16se w16cid w16 w16cex w16sdtdh">
+  <w:docDefaults>
+    <w:rPrDefault>
+      <w:rPr>
+        <w:rFonts w:asciiTheme="minorHAnsi" w:eastAsiaTheme="minorEastAsia" w:hAnsiTheme="minorHAnsi" w:cstheme="minorBidi"/>
+        <w:sz w:val="22"/>
+        <w:szCs w:val="22"/>
+        <w:lang w:val="hu-HU" w:eastAsia="hu-HU" w:bidi="ar-SA"/>
+      </w:rPr>
+    </w:rPrDefault>
+    <w:pPrDefault>
+      <w:pPr>
+        <w:spacing w:after="160" w:line="259" w:lineRule="auto"/>
+      </w:pPr>
+    </w:pPrDefault>
+  </w:docDefaults>
+  <w:latentStyles w:defLockedState="0" w:defUIPriority="99" w:defSemiHidden="0" w:defUnhideWhenUsed="0" w:defQFormat="0" w:count="376">
+    <w:lsdException w:name="Normal" w:uiPriority="0" w:qFormat="1"/>
+    <w:lsdException w:name="heading 1" w:uiPriority="9" w:qFormat="1"/>
+    <w:lsdException w:name="heading 2" w:semiHidden="1" w:uiPriority="9" w:unhideWhenUsed="1" w:qFormat="1"/>
+    <w:lsdException w:name="heading 3" w:semiHidden="1" w:uiPriority="9" w:unhideWhenUsed="1" w:qFormat="1"/>
+    <w:lsdException w:name="heading 4" w:semiHidden="1" w:uiPriority="9" w:unhideWhenUsed="1" w:qFormat="1"/>
+    <w:lsdException w:name="heading 5" w:semiHidden="1" w:uiPriority="9" w:unhideWhenUsed="1" w:qFormat="1"/>
+    <w:lsdException w:name="heading 6" w:semiHidden="1" w:uiPriority="9" w:unhideWhenUsed="1" w:qFormat="1"/>
+    <w:lsdException w:name="heading 7" w:semiHidden="1" w:uiPriority="9" w:unhideWhenUsed="1" w:qFormat="1"/>
+    <w:lsdException w:name="heading 8" w:semiHidden="1" w:uiPriority="9" w:unhideWhenUsed="1" w:qFormat="1"/>
+    <w:lsdException w:name="heading 9" w:semiHidden="1" w:uiPriority="9" w:unhideWhenUsed="1" w:qFormat="1"/>
+    <w:lsdException w:name="index 1" w:semiHidden="1" w:unhideWhenUsed="1"/>
+    <w:lsdException w:name="index 2" w:semiHidden="1" w:unhideWhenUsed="1"/>
+    <w:lsdException w:name="index 3" w:semiHidden="1" w:unhideWhenUsed="1"/>
+    <w:lsdException w:name="index 4" w:semiHidden="1" w:unhideWhenUsed="1"/>
+    <w:lsdException w:name="index 5" w:semiHidden="1" w:unhideWhenUsed="1"/>
+    <w:lsdException w:name="index 6" w:semiHidden="1" w:unhideWhenUsed="1"/>
+    <w:lsdException w:name="index 7" w:semiHidden="1" w:unhideWhenUsed="1"/>
+    <w:lsdException w:name="index 8" w:semiHidden="1" w:unhideWhenUsed="1"/>
+    <w:lsdException w:name="index 9" w:semiHidden="1" w:unhideWhenUsed="1"/>
+    <w:lsdException w:name="toc 1" w:semiHidden="1" w:uiPriority="39" w:unhideWhenUsed="1"/>
+    <w:lsdException w:name="toc 2" w:semiHidden="1" w:uiPriority="39" w:unhideWhenUsed="1"/>
+    <w:lsdException w:name="toc 3" w:semiHidden="1" w:uiPriority="39" w:unhideWhenUsed="1"/>
+    <w:lsdException w:name="toc 4" w:semiHidden="1" w:uiPriority="39" w:unhideWhenUsed="1"/>
+    <w:lsdException w:name="toc 5" w:semiHidden="1" w:uiPriority="39" w:unhideWhenUsed="1"/>
+    <w:lsdException w:name="toc 6" w:semiHidden="1" w:uiPriority="39" w:unhideWhenUsed="1"/>
+    <w:lsdException w:name="toc 7" w:semiHidden="1" w:uiPriority="39" w:unhideWhenUsed="1"/>
+    <w:lsdException w:name="toc 8" w:semiHidden="1" w:uiPriority="39" w:unhideWhenUsed="1"/>
+    <w:lsdException w:name="toc 9" w:semiHidden="1" w:uiPriority="39" w:unhideWhenUsed="1"/>
+    <w:lsdException w:name="Normal Indent" w:semiHidden="1" w:unhideWhenUsed="1"/>
+    <w:lsdException w:name="footnote text" w:semiHidden="1" w:unhideWhenUsed="1"/>
+    <w:lsdException w:name="annotation text" w:semiHidden="1" w:unhideWhenUsed="1"/>
+    <w:lsdException w:name="header" w:semiHidden="1" w:unhideWhenUsed="1"/>
+    <w:lsdException w:name="footer" w:semiHidden="1" w:unhideWhenUsed="1"/>
+    <w:lsdException w:name="index heading" w:semiHidden="1" w:unhideWhenUsed="1"/>
+    <w:lsdException w:name="caption" w:semiHidden="1" w:uiPriority="35" w:unhideWhenUsed="1" w:qFormat="1"/>
+    <w:lsdException w:name="table of figures" w:semiHidden="1" w:unhideWhenUsed="1"/>
+    <w:lsdException w:name="envelope address" w:semiHidden="1" w:unhideWhenUsed="1"/>
+    <w:lsdException w:name="envelope return" w:semiHidden="1" w:unhideWhenUsed="1"/>
+    <w:lsdException w:name="footnote reference" w:semiHidden="1" w:unhideWhenUsed="1"/>
+    <w:lsdException w:name="annotation reference" w:semiHidden="1" w:unhideWhenUsed="1"/>
+    <w:lsdException w:name="line number" w:semiHidden="1" w:unhideWhenUsed="1"/>
+    <w:lsdException w:name="page number" w:semiHidden="1" w:unhideWhenUsed="1"/>
+    <w:lsdException w:name="endnote reference" w:semiHidden="1" w:unhideWhenUsed="1"/>
+    <w:lsdException w:name="endnote text" w:semiHidden="1" w:unhideWhenUsed="1"/>
+    <w:lsdException w:name="table of authorities" w:semiHidden="1" w:unhideWhenUsed="1"/>
+    <w:lsdException w:name="macro" w:semiHidden="1" w:unhideWhenUsed="1"/>
+    <w:lsdException w:name="toa heading" w:semiHidden="1" w:unhideWhenUsed="1"/>
+    <w:lsdException w:name="List" w:semiHidden="1" w:unhideWhenUsed="1"/>
+    <w:lsdException w:name="List Bullet" w:semiHidden="1" w:unhideWhenUsed="1"/>
+    <w:lsdException w:name="List Number" w:semiHidden="1" w:unhideWhenUsed="1"/>
+    <w:lsdException w:name="List 2" w:semiHidden="1" w:unhideWhenUsed="1"/>
+    <w:lsdException w:name="List 3" w:semiHidden="1" w:unhideWhenUsed="1"/>
+    <w:lsdException w:name="List 4" w:semiHidden="1" w:unhideWhenUsed="1"/>
+    <w:lsdException w:name="List 5" w:semiHidden="1" w:unhideWhenUsed="1"/>
+    <w:lsdException w:name="List Bullet 2" w:semiHidden="1" w:unhideWhenUsed="1"/>
+    <w:lsdException w:name="List Bullet 3" w:semiHidden="1" w:unhideWhenUsed="1"/>
+    <w:lsdException w:name="List Bullet 4" w:semiHidden="1" w:unhideWhenUsed="1"/>
+    <w:lsdException w:name="List Bullet 5" w:semiHidden="1" w:unhideWhenUsed="1"/>
+    <w:lsdException w:name="List Number 2" w:semiHidden="1" w:unhideWhenUsed="1"/>
+    <w:lsdException w:name="List Number 3" w:semiHidden="1" w:unhideWhenUsed="1"/>
+    <w:lsdException w:name="List Number 4" w:semiHidden="1" w:unhideWhenUsed="1"/>
+    <w:lsdException w:name="List Number 5" w:semiHidden="1" w:unhideWhenUsed="1"/>
+    <w:lsdException w:name="Title" w:uiPriority="10" w:qFormat="1"/>
+    <w:lsdException w:name="Closing" w:semiHidden="1" w:unhideWhenUsed="1"/>
+    <w:lsdException w:name="Signature" w:semiHidden="1" w:unhideWhenUsed="1"/>
+    <w:lsdException w:name="Default Paragraph Font" w:semiHidden="1" w:uiPriority="1" w:unhideWhenUsed="1"/>
+    <w:lsdException w:name="Body Text" w:semiHidden="1" w:unhideWhenUsed="1"/>
+    <w:lsdException w:name="Body Text Indent" w:semiHidden="1" w:unhideWhenUsed="1"/>
+    <w:lsdException w:name="List Continue" w:semiHidden="1" w:unhideWhenUsed="1"/>
+    <w:lsdException w:name="List Continue 2" w:semiHidden="1" w:unhideWhenUsed="1"/>
+    <w:lsdException w:name="List Continue 3" w:semiHidden="1" w:unhideWhenUsed="1"/>
+    <w:lsdException w:name="List Continue 4" w:semiHidden="1" w:unhideWhenUsed="1"/>
+    <w:lsdException w:name="List Continue 5" w:semiHidden="1" w:unhideWhenUsed="1"/>
+    <w:lsdException w:name="Message Header" w:semiHidden="1" w:unhideWhenUsed="1"/>
+    <w:lsdException w:name="Subtitle" w:uiPriority="11" w:qFormat="1"/>
+    <w:lsdException w:name="Salutation" w:semiHidden="1" w:unhideWhenUsed="1"/>
+    <w:lsdException w:name="Date" w:semiHidden="1" w:unhideWhenUsed="1"/>
+    <w:lsdException w:name="Body Text First Indent" w:semiHidden="1" w:unhideWhenUsed="1"/>
+    <w:lsdException w:name="Body Text First Indent 2" w:semiHidden="1" w:unhideWhenUsed="1"/>
+    <w:lsdException w:name="Note Heading" w:semiHidden="1" w:unhideWhenUsed="1"/>
+    <w:lsdException w:name="Body Text 2" w:semiHidden="1" w:unhideWhenUsed="1"/>
+    <w:lsdException w:name="Body Text 3" w:semiHidden="1" w:unhideWhenUsed="1"/>
+    <w:lsdException w:name="Body Text Indent 2" w:semiHidden="1" w:unhideWhenUsed="1"/>
+    <w:lsdException w:name="Body Text Indent 3" w:semiHidden="1" w:unhideWhenUsed="1"/>
+    <w:lsdException w:name="Block Text" w:semiHidden="1" w:unhideWhenUsed="1"/>
+    <w:lsdException w:name="Hyperlink" w:semiHidden="1" w:unhideWhenUsed="1"/>
+    <w:lsdException w:name="FollowedHyperlink" w:semiHidden="1" w:unhideWhenUsed="1"/>
+    <w:lsdException w:name="Strong" w:uiPriority="22" w:qFormat="1"/>
+    <w:lsdException w:name="Emphasis" w:uiPriority="20" w:qFormat="1"/>
+    <w:lsdException w:name="Document Map" w:semiHidden="1" w:unhideWhenUsed="1"/>
+    <w:lsdException w:name="Plain Text" w:semiHidden="1" w:unhideWhenUsed="1"/>
+    <w:lsdException w:name="E-mail Signature" w:semiHidden="1" w:unhideWhenUsed="1"/>
+    <w:lsdException w:name="HTML Top of Form" w:semiHidden="1" w:unhideWhenUsed="1"/>
+    <w:lsdException w:name="HTML Bottom of Form" w:semiHidden="1" w:unhideWhenUsed="1"/>
+    <w:lsdException w:name="Normal (Web)" w:semiHidden="1" w:unhideWhenUsed="1"/>
+    <w:lsdException w:name="HTML Acronym" w:semiHidden="1" w:unhideWhenUsed="1"/>
+    <w:lsdException w:name="HTML Address" w:semiHidden="1" w:unhideWhenUsed="1"/>
+    <w:lsdException w:name="HTML Cite" w:semiHidden="1" w:unhideWhenUsed="1"/>
+    <w:lsdException w:name="HTML Code" w:semiHidden="1" w:unhideWhenUsed="1"/>
+    <w:lsdException w:name="HTML Definition" w:semiHidden="1" w:unhideWhenUsed="1"/>
+    <w:lsdException w:name="HTML Keyboard" w:semiHidden="1" w:unhideWhenUsed="1"/>
+    <w:lsdException w:name="HTML Preformatted" w:semiHidden="1" w:unhideWhenUsed="1"/>
+    <w:lsdException w:name="HTML Sample" w:semiHidden="1" w:unhideWhenUsed="1"/>
+    <w:lsdException w:name="HTML Typewriter" w:semiHidden="1" w:unhideWhenUsed="1"/>
+    <w:lsdException w:name="HTML Variable" w:semiHidden="1" w:unhideWhenUsed="1"/>
+    <w:lsdException w:name="Normal Table" w:semiHidden="1" w:unhideWhenUsed="1"/>
+    <w:lsdException w:name="annotation subject" w:semiHidden="1" w:unhideWhenUsed="1"/>
+    <w:lsdException w:name="No List" w:semiHidden="1" w:unhideWhenUsed="1"/>
+    <w:lsdException w:name="Outline List 1" w:semiHidden="1" w:unhideWhenUsed="1"/>
+    <w:lsdException w:name="Outline List 2" w:semiHidden="1" w:unhideWhenUsed="1"/>
+    <w:lsdException w:name="Outline List 3" w:semiHidden="1" w:unhideWhenUsed="1"/>
+    <w:lsdException w:name="Table Simple 1" w:semiHidden="1" w:unhideWhenUsed="1"/>
+    <w:lsdException w:name="Table Simple 2" w:semiHidden="1" w:unhideWhenUsed="1"/>
+    <w:lsdException w:name="Table Simple 3" w:semiHidden="1" w:unhideWhenUsed="1"/>
+    <w:lsdException w:name="Table Classic 1" w:semiHidden="1" w:unhideWhenUsed="1"/>
+    <w:lsdException w:name="Table Classic 2" w:semiHidden="1" w:unhideWhenUsed="1"/>
+    <w:lsdException w:name="Table Classic 3" w:semiHidden="1" w:unhideWhenUsed="1"/>
+    <w:lsdException w:name="Table Classic 4" w:semiHidden="1" w:unhideWhenUsed="1"/>
+    <w:lsdException w:name="Table Colorful 1" w:semiHidden="1" w:unhideWhenUsed="1"/>
+    <w:lsdException w:name="Table Colorful 2" w:semiHidden="1" w:unhideWhenUsed="1"/>
+    <w:lsdException w:name="Table Colorful 3" w:semiHidden="1" w:unhideWhenUsed="1"/>
+    <w:lsdException w:name="Table Columns 1" w:semiHidden="1" w:unhideWhenUsed="1"/>
+    <w:lsdException w:name="Table Columns 2" w:semiHidden="1" w:unhideWhenUsed="1"/>
+    <w:lsdException w:name="Table Columns 3" w:semiHidden="1" w:unhideWhenUsed="1"/>
+    <w:lsdException w:name="Table Columns 4" w:semiHidden="1" w:unhideWhenUsed="1"/>
+    <w:lsdException w:name="Table Columns 5" w:semiHidden="1" w:unhideWhenUsed="1"/>
+    <w:lsdException w:name="Table Grid 1" w:semiHidden="1" w:unhideWhenUsed="1"/>
+    <w:lsdException w:name="Table Grid 2" w:semiHidden="1" w:unhideWhenUsed="1"/>
+    <w:lsdException w:name="Table Grid 3" w:semiHidden="1" w:unhideWhenUsed="1"/>
+    <w:lsdException w:name="Table Grid 4" w:semiHidden="1" w:unhideWhenUsed="1"/>
+    <w:lsdException w:name="Table Grid 5" w:semiHidden="1" w:unhideWhenUsed="1"/>
+    <w:lsdException w:name="Table Grid 6" w:semiHidden="1" w:unhideWhenUsed="1"/>
+    <w:lsdException w:name="Table Grid 7" w:semiHidden="1" w:unhideWhenUsed="1"/>
+    <w:lsdException w:name="Table Grid 8" w:semiHidden="1" w:unhideWhenUsed="1"/>
+    <w:lsdException w:name="Table List 1" w:semiHidden="1" w:unhideWhenUsed="1"/>
+    <w:lsdException w:name="Table List 2" w:semiHidden="1" w:unhideWhenUsed="1"/>
+    <w:lsdException w:name="Table List 3" w:semiHidden="1" w:unhideWhenUsed="1"/>
+    <w:lsdException w:name="Table List 4" w:semiHidden="1" w:unhideWhenUsed="1"/>
+    <w:lsdException w:name="Table List 5" w:semiHidden="1" w:unhideWhenUsed="1"/>
+    <w:lsdException w:name="Table List 6" w:semiHidden="1" w:unhideWhenUsed="1"/>
+    <w:lsdException w:name="Table List 7" w:semiHidden="1" w:unhideWhenUsed="1"/>
+    <w:lsdException w:name="Table List 8" w:semiHidden="1" w:unhideWhenUsed="1"/>
+    <w:lsdException w:name="Table 3D effects 1" w:semiHidden="1" w:unhideWhenUsed="1"/>
+    <w:lsdException w:name="Table 3D effects 2" w:semiHidden="1" w:unhideWhenUsed="1"/>
+    <w:lsdException w:name="Table 3D effects 3" w:semiHidden="1" w:unhideWhenUsed="1"/>
+    <w:lsdException w:name="Table Contemporary" w:semiHidden="1" w:unhideWhenUsed="1"/>
+    <w:lsdException w:name="Table Elegant" w:semiHidden="1" w:unhideWhenUsed="1"/>
+    <w:lsdException w:name="Table Professional" w:semiHidden="1" w:unhideWhenUsed="1"/>
+    <w:lsdException w:name="Table Subtle 1" w:semiHidden="1" w:unhideWhenUsed="1"/>
+    <w:lsdException w:name="Table Subtle 2" w:semiHidden="1" w:unhideWhenUsed="1"/>
+    <w:lsdException w:name="Table Web 1" w:semiHidden="1" w:unhideWhenUsed="1"/>
+    <w:lsdException w:name="Table Web 2" w:semiHidden="1" w:unhideWhenUsed="1"/>
+    <w:lsdException w:name="Table Web 3" w:semiHidden="1" w:unhideWhenUsed="1"/>
+    <w:lsdException w:name="Balloon Text" w:semiHidden="1" w:unhideWhenUsed="1"/>
+    <w:lsdException w:name="Table Grid" w:uiPriority="39"/>
+    <w:lsdException w:name="Table Theme" w:semiHidden="1" w:unhideWhenUsed="1"/>
+    <w:lsdException w:name="Placeholder Text" w:semiHidden="1"/>
+    <w:lsdException w:name="No Spacing" w:uiPriority="1" w:qFormat="1"/>
+    <w:lsdException w:name="Light Shading" w:uiPriority="60"/>
+    <w:lsdException w:name="Light List" w:uiPriority="61"/>
+    <w:lsdException w:name="Light Grid" w:uiPriority="62"/>
+    <w:lsdException w:name="Medium Shading 1" w:uiPriority="63"/>
+    <w:lsdException w:name="Medium Shading 2" w:uiPriority="64"/>
+    <w:lsdException w:name="Medium List 1" w:uiPriority="65"/>
+    <w:lsdException w:name="Medium List 2" w:uiPriority="66"/>
+    <w:lsdException w:name="Medium Grid 1" w:uiPriority="67"/>
+    <w:lsdException w:name="Medium Grid 2" w:uiPriority="68"/>
+    <w:lsdException w:name="Medium Grid 3" w:uiPriority="69"/>
+    <w:lsdException w:name="Dark List" w:uiPriority="70"/>
+    <w:lsdException w:name="Colorful Shading" w:uiPriority="71"/>
+    <w:lsdException w:name="Colorful List" w:uiPriority="72"/>
+    <w:lsdException w:name="Colorful Grid" w:uiPriority="73"/>
+    <w:lsdException w:name="Light Shading Accent 1" w:uiPriority="60"/>
+    <w:lsdException w:name="Light List Accent 1" w:uiPriority="61"/>
+    <w:lsdException w:name="Light Grid Accent 1" w:uiPriority="62"/>
+    <w:lsdException w:name="Medium Shading 1 Accent 1" w:uiPriority="63"/>
+    <w:lsdException w:name="Medium Shading 2 Accent 1" w:uiPriority="64"/>
+    <w:lsdException w:name="Medium List 1 Accent 1" w:uiPriority="65"/>
+    <w:lsdException w:name="Revision" w:semiHidden="1"/>
+    <w:lsdException w:name="List Paragraph" w:uiPriority="34" w:qFormat="1"/>
+    <w:lsdException w:name="Quote" w:uiPriority="29" w:qFormat="1"/>
+    <w:lsdException w:name="Intense Quote" w:uiPriority="30" w:qFormat="1"/>
+    <w:lsdException w:name="Medium List 2 Accent 1" w:uiPriority="66"/>
+    <w:lsdException w:name="Medium Grid 1 Accent 1" w:uiPriority="67"/>
+    <w:lsdException w:name="Medium Grid 2 Accent 1" w:uiPriority="68"/>
+    <w:lsdException w:name="Medium Grid 3 Accent 1" w:uiPriority="69"/>
+    <w:lsdException w:name="Dark List Accent 1" w:uiPriority="70"/>
+    <w:lsdException w:name="Colorful Shading Accent 1" w:uiPriority="71"/>
+    <w:lsdException w:name="Colorful List Accent 1" w:uiPriority="72"/>
+    <w:lsdException w:name="Colorful Grid Accent 1" w:uiPriority="73"/>
+    <w:lsdException w:name="Light Shading Accent 2" w:uiPriority="60"/>
+    <w:lsdException w:name="Light List Accent 2" w:uiPriority="61"/>
+    <w:lsdException w:name="Light Grid Accent 2" w:uiPriority="62"/>
+    <w:lsdException w:name="Medium Shading 1 Accent 2" w:uiPriority="63"/>
+    <w:lsdException w:name="Medium Shading 2 Accent 2" w:uiPriority="64"/>
+    <w:lsdException w:name="Medium List 1 Accent 2" w:uiPriority="65"/>
+    <w:lsdException w:name="Medium List 2 Accent 2" w:uiPriority="66"/>
+    <w:lsdException w:name="Medium Grid 1 Accent 2" w:uiPriority="67"/>
+    <w:lsdException w:name="Medium Grid 2 Accent 2" w:uiPriority="68"/>
+    <w:lsdException w:name="Medium Grid 3 Accent 2" w:uiPriority="69"/>
+    <w:lsdException w:name="Dark List Accent 2" w:uiPriority="70"/>
+    <w:lsdException w:name="Colorful Shading Accent 2" w:uiPriority="71"/>
+    <w:lsdException w:name="Colorful List Accent 2" w:uiPriority="72"/>
+    <w:lsdException w:name="Colorful Grid Accent 2" w:uiPriority="73"/>
+    <w:lsdException w:name="Light Shading Accent 3" w:uiPriority="60"/>
+    <w:lsdException w:name="Light List Accent 3" w:uiPriority="61"/>
+    <w:lsdException w:name="Light Grid Accent 3" w:uiPriority="62"/>
+    <w:lsdException w:name="Medium Shading 1 Accent 3" w:uiPriority="63"/>
+    <w:lsdException w:name="Medium Shading 2 Accent 3" w:uiPriority="64"/>
+    <w:lsdException w:name="Medium List 1 Accent 3" w:uiPriority="65"/>
+    <w:lsdException w:name="Medium List 2 Accent 3" w:uiPriority="66"/>
+    <w:lsdException w:name="Medium Grid 1 Accent 3" w:uiPriority="67"/>
+    <w:lsdException w:name="Medium Grid 2 Accent 3" w:uiPriority="68"/>
+    <w:lsdException w:name="Medium Grid 3 Accent 3" w:uiPriority="69"/>
+    <w:lsdException w:name="Dark List Accent 3" w:uiPriority="70"/>
+    <w:lsdException w:name="Colorful Shading Accent 3" w:uiPriority="71"/>
+    <w:lsdException w:name="Colorful List Accent 3" w:uiPriority="72"/>
+    <w:lsdException w:name="Colorful Grid Accent 3" w:uiPriority="73"/>
+    <w:lsdException w:name="Light Shading Accent 4" w:uiPriority="60"/>
+    <w:lsdException w:name="Light List Accent 4" w:uiPriority="61"/>
+    <w:lsdException w:name="Light Grid Accent 4" w:uiPriority="62"/>
+    <w:lsdException w:name="Medium Shading 1 Accent 4" w:uiPriority="63"/>
+    <w:lsdException w:name="Medium Shading 2 Accent 4" w:uiPriority="64"/>
+    <w:lsdException w:name="Medium List 1 Accent 4" w:uiPriority="65"/>
+    <w:lsdException w:name="Medium List 2 Accent 4" w:uiPriority="66"/>
+    <w:lsdException w:name="Medium Grid 1 Accent 4" w:uiPriority="67"/>
+    <w:lsdException w:name="Medium Grid 2 Accent 4" w:uiPriority="68"/>
+    <w:lsdException w:name="Medium Grid 3 Accent 4" w:uiPriority="69"/>
+    <w:lsdException w:name="Dark List Accent 4" w:uiPriority="70"/>
+    <w:lsdException w:name="Colorful Shading Accent 4" w:uiPriority="71"/>
+    <w:lsdException w:name="Colorful List Accent 4" w:uiPriority="72"/>
+    <w:lsdException w:name="Colorful Grid Accent 4" w:uiPriority="73"/>
+    <w:lsdException w:name="Light Shading Accent 5" w:uiPriority="60"/>
+    <w:lsdException w:name="Light List Accent 5" w:uiPriority="61"/>
+    <w:lsdException w:name="Light Grid Accent 5" w:uiPriority="62"/>
+    <w:lsdException w:name="Medium Shading 1 Accent 5" w:uiPriority="63"/>
+    <w:lsdException w:name="Medium Shading 2 Accent 5" w:uiPriority="64"/>
+    <w:lsdException w:name="Medium List 1 Accent 5" w:uiPriority="65"/>
+    <w:lsdException w:name="Medium List 2 Accent 5" w:uiPriority="66"/>
+    <w:lsdException w:name="Medium Grid 1 Accent 5" w:uiPriority="67"/>
+    <w:lsdException w:name="Medium Grid 2 Accent 5" w:uiPriority="68"/>
+    <w:lsdException w:name="Medium Grid 3 Accent 5" w:uiPriority="69"/>
+    <w:lsdException w:name="Dark List Accent 5" w:uiPriority="70"/>
+    <w:lsdException w:name="Colorful Shading Accent 5" w:uiPriority="71"/>
+    <w:lsdException w:name="Colorful List Accent 5" w:uiPriority="72"/>
+    <w:lsdException w:name="Colorful Grid Accent 5" w:uiPriority="73"/>
+    <w:lsdException w:name="Light Shading Accent 6" w:uiPriority="60"/>
+    <w:lsdException w:name="Light List Accent 6" w:uiPriority="61"/>
+    <w:lsdException w:name="Light Grid Accent 6" w:uiPriority="62"/>
+    <w:lsdException w:name="Medium Shading 1 Accent 6" w:uiPriority="63"/>
+    <w:lsdException w:name="Medium Shading 2 Accent 6" w:uiPriority="64"/>
+    <w:lsdException w:name="Medium List 1 Accent 6" w:uiPriority="65"/>
+    <w:lsdException w:name="Medium List 2 Accent 6" w:uiPriority="66"/>
+    <w:lsdException w:name="Medium Grid 1 Accent 6" w:uiPriority="67"/>
+    <w:lsdException w:name="Medium Grid 2 Accent 6" w:uiPriority="68"/>
+    <w:lsdException w:name="Medium Grid 3 Accent 6" w:uiPriority="69"/>
+    <w:lsdException w:name="Dark List Accent 6" w:uiPriority="70"/>
+    <w:lsdException w:name="Colorful Shading Accent 6" w:uiPriority="71"/>
+    <w:lsdException w:name="Colorful List Accent 6" w:uiPriority="72"/>
+    <w:lsdException w:name="Colorful Grid Accent 6" w:uiPriority="73"/>
+    <w:lsdException w:name="Subtle Emphasis" w:uiPriority="19" w:qFormat="1"/>
+    <w:lsdException w:name="Intense Emphasis" w:uiPriority="21" w:qFormat="1"/>
+    <w:lsdException w:name="Subtle Reference" w:uiPriority="31" w:qFormat="1"/>
+    <w:lsdException w:name="Intense Reference" w:uiPriority="32" w:qFormat="1"/>
+    <w:lsdException w:name="Book Title" w:uiPriority="33" w:qFormat="1"/>
+    <w:lsdException w:name="Bibliography" w:semiHidden="1" w:uiPriority="37" w:unhideWhenUsed="1"/>
+    <w:lsdException w:name="TOC Heading" w:semiHidden="1" w:uiPriority="39" w:unhideWhenUsed="1" w:qFormat="1"/>
+    <w:lsdException w:name="Plain Table 1" w:uiPriority="41"/>
+    <w:lsdException w:name="Plain Table 2" w:uiPriority="42"/>
+    <w:lsdException w:name="Plain Table 3" w:uiPriority="43"/>
+    <w:lsdException w:name="Plain Table 4" w:uiPriority="44"/>
+    <w:lsdException w:name="Plain Table 5" w:uiPriority="45"/>
+    <w:lsdException w:name="Grid Table Light" w:uiPriority="40"/>
+    <w:lsdException w:name="Grid Table 1 Light" w:uiPriority="46"/>
+    <w:lsdException w:name="Grid Table 2" w:uiPriority="47"/>
+    <w:lsdException w:name="Grid Table 3" w:uiPriority="48"/>
+    <w:lsdException w:name="Grid Table 4" w:uiPriority="49"/>
+    <w:lsdException w:name="Grid Table 5 Dark" w:uiPriority="50"/>
+    <w:lsdException w:name="Grid Table 6 Colorful" w:uiPriority="51"/>
+    <w:lsdException w:name="Grid Table 7 Colorful" w:uiPriority="52"/>
+    <w:lsdException w:name="Grid Table 1 Light Accent 1" w:uiPriority="46"/>
+    <w:lsdException w:name="Grid Table 2 Accent 1" w:uiPriority="47"/>
+    <w:lsdException w:name="Grid Table 3 Accent 1" w:uiPriority="48"/>
+    <w:lsdException w:name="Grid Table 4 Accent 1" w:uiPriority="49"/>
+    <w:lsdException w:name="Grid Table 5 Dark Accent 1" w:uiPriority="50"/>
+    <w:lsdException w:name="Grid Table 6 Colorful Accent 1" w:uiPriority="51"/>
+    <w:lsdException w:name="Grid Table 7 Colorful Accent 1" w:uiPriority="52"/>
+    <w:lsdException w:name="Grid Table 1 Light Accent 2" w:uiPriority="46"/>
+    <w:lsdException w:name="Grid Table 2 Accent 2" w:uiPriority="47"/>
+    <w:lsdException w:name="Grid Table 3 Accent 2" w:uiPriority="48"/>
+    <w:lsdException w:name="Grid Table 4 Accent 2" w:uiPriority="49"/>
+    <w:lsdException w:name="Grid Table 5 Dark Accent 2" w:uiPriority="50"/>
+    <w:lsdException w:name="Grid Table 6 Colorful Accent 2" w:uiPriority="51"/>
+    <w:lsdException w:name="Grid Table 7 Colorful Accent 2" w:uiPriority="52"/>
+    <w:lsdException w:name="Grid Table 1 Light Accent 3" w:uiPriority="46"/>
+    <w:lsdException w:name="Grid Table 2 Accent 3" w:uiPriority="47"/>
+    <w:lsdException w:name="Grid Table 3 Accent 3" w:uiPriority="48"/>
+    <w:lsdException w:name="Grid Table 4 Accent 3" w:uiPriority="49"/>
+    <w:lsdException w:name="Grid Table 5 Dark Accent 3" w:uiPriority="50"/>
+    <w:lsdException w:name="Grid Table 6 Colorful Accent 3" w:uiPriority="51"/>
+    <w:lsdException w:name="Grid Table 7 Colorful Accent 3" w:uiPriority="52"/>
+    <w:lsdException w:name="Grid Table 1 Light Accent 4" w:uiPriority="46"/>
+    <w:lsdException w:name="Grid Table 2 Accent 4" w:uiPriority="47"/>
+    <w:lsdException w:name="Grid Table 3 Accent 4" w:uiPriority="48"/>
+    <w:lsdException w:name="Grid Table 4 Accent 4" w:uiPriority="49"/>
+    <w:lsdException w:name="Grid Table 5 Dark Accent 4" w:uiPriority="50"/>
+    <w:lsdException w:name="Grid Table 6 Colorful Accent 4" w:uiPriority="51"/>
+    <w:lsdException w:name="Grid Table 7 Colorful Accent 4" w:uiPriority="52"/>
+    <w:lsdException w:name="Grid Table 1 Light Accent 5" w:uiPriority="46"/>
+    <w:lsdException w:name="Grid Table 2 Accent 5" w:uiPriority="47"/>
+    <w:lsdException w:name="Grid Table 3 Accent 5" w:uiPriority="48"/>
+    <w:lsdException w:name="Grid Table 4 Accent 5" w:uiPriority="49"/>
+    <w:lsdException w:name="Grid Table 5 Dark Accent 5" w:uiPriority="50"/>
+    <w:lsdException w:name="Grid Table 6 Colorful Accent 5" w:uiPriority="51"/>
+    <w:lsdException w:name="Grid Table 7 Colorful Accent 5" w:uiPriority="52"/>
+    <w:lsdException w:name="Grid Table 1 Light Accent 6" w:uiPriority="46"/>
+    <w:lsdException w:name="Grid Table 2 Accent 6" w:uiPriority="47"/>
+    <w:lsdException w:name="Grid Table 3 Accent 6" w:uiPriority="48"/>
+    <w:lsdException w:name="Grid Table 4 Accent 6" w:uiPriority="49"/>
+    <w:lsdException w:name="Grid Table 5 Dark Accent 6" w:uiPriority="50"/>
+    <w:lsdException w:name="Grid Table 6 Colorful Accent 6" w:uiPriority="51"/>
+    <w:lsdException w:name="Grid Table 7 Colorful Accent 6" w:uiPriority="52"/>
+    <w:lsdException w:name="List Table 1 Light" w:uiPriority="46"/>
+    <w:lsdException w:name="List Table 2" w:uiPriority="47"/>
+    <w:lsdException w:name="List Table 3" w:uiPriority="48"/>
+    <w:lsdException w:name="List Table 4" w:uiPriority="49"/>
+    <w:lsdException w:name="List Table 5 Dark" w:uiPriority="50"/>
+    <w:lsdException w:name="List Table 6 Colorful" w:uiPriority="51"/>
+    <w:lsdException w:name="List Table 7 Colorful" w:uiPriority="52"/>
+    <w:lsdException w:name="List Table 1 Light Accent 1" w:uiPriority="46"/>
+    <w:lsdException w:name="List Table 2 Accent 1" w:uiPriority="47"/>
+    <w:lsdException w:name="List Table 3 Accent 1" w:uiPriority="48"/>
+    <w:lsdException w:name="List Table 4 Accent 1" w:uiPriority="49"/>
+    <w:lsdException w:name="List Table 5 Dark Accent 1" w:uiPriority="50"/>
+    <w:lsdException w:name="List Table 6 Colorful Accent 1" w:uiPriority="51"/>
+    <w:lsdException w:name="List Table 7 Colorful Accent 1" w:uiPriority="52"/>
+    <w:lsdException w:name="List Table 1 Light Accent 2" w:uiPriority="46"/>
+    <w:lsdException w:name="List Table 2 Accent 2" w:uiPriority="47"/>
+    <w:lsdException w:name="List Table 3 Accent 2" w:uiPriority="48"/>
+    <w:lsdException w:name="List Table 4 Accent 2" w:uiPriority="49"/>
+    <w:lsdException w:name="List Table 5 Dark Accent 2" w:uiPriority="50"/>
+    <w:lsdException w:name="List Table 6 Colorful Accent 2" w:uiPriority="51"/>
+    <w:lsdException w:name="List Table 7 Colorful Accent 2" w:uiPriority="52"/>
+    <w:lsdException w:name="List Table 1 Light Accent 3" w:uiPriority="46"/>
+    <w:lsdException w:name="List Table 2 Accent 3" w:uiPriority="47"/>
+    <w:lsdException w:name="List Table 3 Accent 3" w:uiPriority="48"/>
+    <w:lsdException w:name="List Table 4 Accent 3" w:uiPriority="49"/>
+    <w:lsdException w:name="List Table 5 Dark Accent 3" w:uiPriority="50"/>
+    <w:lsdException w:name="List Table 6 Colorful Accent 3" w:uiPriority="51"/>
+    <w:lsdException w:name="List Table 7 Colorful Accent 3" w:uiPriority="52"/>
+    <w:lsdException w:name="List Table 1 Light Accent 4" w:uiPriority="46"/>
+    <w:lsdException w:name="List Table 2 Accent 4" w:uiPriority="47"/>
+    <w:lsdException w:name="List Table 3 Accent 4" w:uiPriority="48"/>
+    <w:lsdException w:name="List Table 4 Accent 4" w:uiPriority="49"/>
+    <w:lsdException w:name="List Table 5 Dark Accent 4" w:uiPriority="50"/>
+    <w:lsdException w:name="List Table 6 Colorful Accent 4" w:uiPriority="51"/>
+    <w:lsdException w:name="List Table 7 Colorful Accent 4" w:uiPriority="52"/>
+    <w:lsdException w:name="List Table 1 Light Accent 5" w:uiPriority="46"/>
+    <w:lsdException w:name="List Table 2 Accent 5" w:uiPriority="47"/>
+    <w:lsdException w:name="List Table 3 Accent 5" w:uiPriority="48"/>
+    <w:lsdException w:name="List Table 4 Accent 5" w:uiPriority="49"/>
+    <w:lsdException w:name="List Table 5 Dark Accent 5" w:uiPriority="50"/>
+    <w:lsdException w:name="List Table 6 Colorful Accent 5" w:uiPriority="51"/>
+    <w:lsdException w:name="List Table 7 Colorful Accent 5" w:uiPriority="52"/>
+    <w:lsdException w:name="List Table 1 Light Accent 6" w:uiPriority="46"/>
+    <w:lsdException w:name="List Table 2 Accent 6" w:uiPriority="47"/>
+    <w:lsdException w:name="List Table 3 Accent 6" w:uiPriority="48"/>
+    <w:lsdException w:name="List Table 4 Accent 6" w:uiPriority="49"/>
+    <w:lsdException w:name="List Table 5 Dark Accent 6" w:uiPriority="50"/>
+    <w:lsdException w:name="List Table 6 Colorful Accent 6" w:uiPriority="51"/>
+    <w:lsdException w:name="List Table 7 Colorful Accent 6" w:uiPriority="52"/>
+    <w:lsdException w:name="Mention" w:semiHidden="1" w:unhideWhenUsed="1"/>
+    <w:lsdException w:name="Smart Hyperlink" w:semiHidden="1" w:unhideWhenUsed="1"/>
+    <w:lsdException w:name="Hashtag" w:semiHidden="1" w:unhideWhenUsed="1"/>
+    <w:lsdException w:name="Unresolved Mention" w:semiHidden="1" w:unhideWhenUsed="1"/>
+    <w:lsdException w:name="Smart Link" w:semiHidden="1" w:unhideWhenUsed="1"/>
+  </w:latentStyles>
+  <w:style w:type="paragraph" w:default="1" w:styleId="Norml">
+    <w:name w:val="Normal"/>
+    <w:qFormat/>
+  </w:style>
+  <w:style w:type="character" w:default="1" w:styleId="Bekezdsalapbettpusa">
+    <w:name w:val="Default Paragraph Font"/>
+    <w:uiPriority w:val="1"/>
+    <w:semiHidden/>
+    <w:unhideWhenUsed/>
+  </w:style>
+  <w:style w:type="table" w:default="1" w:styleId="Normltblzat">
+    <w:name w:val="Normal Table"/>
+    <w:uiPriority w:val="99"/>
+    <w:semiHidden/>
+    <w:unhideWhenUsed/>
+    <w:tblPr>
+      <w:tblInd w:w="0" w:type="dxa"/>
+      <w:tblCellMar>
+        <w:top w:w="0" w:type="dxa"/>
+        <w:left w:w="108" w:type="dxa"/>
+        <w:bottom w:w="0" w:type="dxa"/>
+        <w:right w:w="108" w:type="dxa"/>
+      </w:tblCellMar>
+    </w:tblPr>
+  </w:style>
+  <w:style w:type="numbering" w:default="1" w:styleId="Nemlista">
+    <w:name w:val="No List"/>
+    <w:uiPriority w:val="99"/>
+    <w:semiHidden/>
+    <w:unhideWhenUsed/>
+  </w:style>
+  <w:style w:type="character" w:styleId="Helyrzszveg">
+    <w:name w:val="Placeholder Text"/>
+    <w:basedOn w:val="Bekezdsalapbettpusa"/>
+    <w:uiPriority w:val="99"/>
+    <w:semiHidden/>
+    <w:rsid w:val="00E76373"/>
+    <w:rPr>
+      <w:color w:val="808080"/>
+    </w:rPr>
+  </w:style>
+  <w:style w:type="paragraph" w:customStyle="1" w:styleId="DD958D32317E4BF6A0CE57DF8054A4E3">
+    <w:name w:val="DD958D32317E4BF6A0CE57DF8054A4E3"/>
+    <w:rsid w:val="00E76373"/>
+  </w:style>
+  <w:style w:type="paragraph" w:customStyle="1" w:styleId="3AC38C26CC22449AAC58956604921F08">
+    <w:name w:val="3AC38C26CC22449AAC58956604921F08"/>
+    <w:rsid w:val="00E76373"/>
+  </w:style>
+  <w:style w:type="paragraph" w:customStyle="1" w:styleId="CC3C43F63FB6414F8C3C757F057F495E">
+    <w:name w:val="CC3C43F63FB6414F8C3C757F057F495E"/>
+    <w:rsid w:val="00E76373"/>
+  </w:style>
+</w:styles>
+</file>
+
+<file path=word/glossary/webSettings.xml><?xml version="1.0" encoding="utf-8"?>
+<w:webSettings xmlns:mc="http://schemas.openxmlformats.org/markup-compatibility/2006" xmlns:r="http://schemas.openxmlformats.org/officeDocument/2006/relationships" xmlns:w="http://schemas.openxmlformats.org/wordprocessingml/2006/main" xmlns:w14="http://schemas.microsoft.com/office/word/2010/wordml" xmlns:w15="http://schemas.microsoft.com/office/word/2012/wordml" xmlns:w16cex="http://schemas.microsoft.com/office/word/2018/wordml/cex" xmlns:w16cid="http://schemas.microsoft.com/office/word/2016/wordml/cid" xmlns:w16="http://schemas.microsoft.com/office/word/2018/wordml" xmlns:w16sdtdh="http://schemas.microsoft.com/office/word/2020/wordml/sdtdatahash" xmlns:w16se="http://schemas.microsoft.com/office/word/2015/wordml/symex" mc:Ignorable="w14 w15 w16se w16cid w16 w16cex w16sdtdh">
+  <w:optimizeForBrowser/>
+  <w:allowPNG/>
+</w:webSettings>
 </file>
 
 <file path=word/theme/theme1.xml><?xml version="1.0" encoding="utf-8"?>
@@ -5382,10 +6169,29 @@
 </file>
 
 <file path=customXml/item1.xml><?xml version="1.0" encoding="utf-8"?>
+<CoverPageProperties xmlns="http://schemas.microsoft.com/office/2006/coverPageProps">
+  <PublishDate>2026-09-11T00:00:00</PublishDate>
+  <Abstract/>
+  <CompanyAddress/>
+  <CompanyPhone/>
+  <CompanyFax/>
+  <CompanyEmail/>
+</CoverPageProperties>
+</file>
+
+<file path=customXml/item2.xml><?xml version="1.0" encoding="utf-8"?>
 <b:Sources xmlns:b="http://schemas.openxmlformats.org/officeDocument/2006/bibliography" xmlns="http://schemas.openxmlformats.org/officeDocument/2006/bibliography" SelectedStyle="\APASixthEditionOfficeOnline.xsl" StyleName="APA" Version="6"/>
 </file>
 
 <file path=customXml/itemProps1.xml><?xml version="1.0" encoding="utf-8"?>
+<ds:datastoreItem xmlns:ds="http://schemas.openxmlformats.org/officeDocument/2006/customXml" ds:itemID="{55AF091B-3C7A-41E3-B477-F2FDAA23CFDA}">
+  <ds:schemaRefs>
+    <ds:schemaRef ds:uri="http://schemas.microsoft.com/office/2006/coverPageProps"/>
+  </ds:schemaRefs>
+</ds:datastoreItem>
+</file>
+
+<file path=customXml/itemProps2.xml><?xml version="1.0" encoding="utf-8"?>
 <ds:datastoreItem xmlns:ds="http://schemas.openxmlformats.org/officeDocument/2006/customXml" ds:itemID="{C2C8101C-59CB-4008-8883-2ABC1DFAF622}">
   <ds:schemaRefs>
     <ds:schemaRef ds:uri="http://schemas.openxmlformats.org/officeDocument/2006/bibliography"/>

--- a/TRANSIX.docx
+++ b/TRANSIX.docx
@@ -1779,15 +1779,7 @@
     </w:p>
     <w:p>
       <w:r>
-        <w:t xml:space="preserve">A cél egy olyan összetett szoftverrendszer kidolgozása, amely egy központi </w:t>
-      </w:r>
-      <w:proofErr w:type="spellStart"/>
-      <w:r>
-        <w:t>RESTful</w:t>
-      </w:r>
-      <w:proofErr w:type="spellEnd"/>
-      <w:r>
-        <w:t xml:space="preserve"> API-n keresztül szolgálja ki az utasoknak szánt mobilalkalmazást és webes felületet, a járművezetők (illetve ellenőrök) beléptető-érvényesítő alkalmazását, valamint a diszpécseri/adminisztrátori felületet. </w:t>
+        <w:t xml:space="preserve">A cél egy olyan összetett szoftverrendszer kidolgozása, amely egy központi RESTful API-n keresztül szolgálja ki az utasoknak szánt mobilalkalmazást és webes felületet, a járművezetők (illetve ellenőrök) beléptető-érvényesítő alkalmazását, valamint a diszpécseri/adminisztrátori felületet. </w:t>
       </w:r>
       <w:r>
         <w:t>A rendszer digitális,</w:t>
@@ -1925,13 +1917,8 @@
         </w:numPr>
       </w:pPr>
       <w:r>
-        <w:t xml:space="preserve">Adatbázis: </w:t>
-      </w:r>
-      <w:proofErr w:type="spellStart"/>
-      <w:r>
-        <w:t>MySQL</w:t>
-      </w:r>
-      <w:proofErr w:type="spellEnd"/>
+        <w:t>Adatbázis: MySQL</w:t>
+      </w:r>
     </w:p>
     <w:p>
       <w:pPr>
@@ -1984,16 +1971,8 @@
         <w:rPr>
           <w:color w:val="000000" w:themeColor="text1"/>
         </w:rPr>
-        <w:t xml:space="preserve">: </w:t>
-      </w:r>
-      <w:proofErr w:type="spellStart"/>
-      <w:r>
-        <w:rPr>
-          <w:color w:val="000000" w:themeColor="text1"/>
-        </w:rPr>
-        <w:t>Flutter</w:t>
-      </w:r>
-      <w:proofErr w:type="spellEnd"/>
+        <w:t>: Flutter</w:t>
+      </w:r>
       <w:r>
         <w:rPr>
           <w:color w:val="000000" w:themeColor="text1"/>
@@ -2377,15 +2356,7 @@
     </w:p>
     <w:p>
       <w:r>
-        <w:t xml:space="preserve">A szoftver backend komponense biztosítsa a biztonságos, HTTPS alapú </w:t>
-      </w:r>
-      <w:proofErr w:type="spellStart"/>
-      <w:r>
-        <w:t>RESTful</w:t>
-      </w:r>
-      <w:proofErr w:type="spellEnd"/>
-      <w:r>
-        <w:t xml:space="preserve"> API elérést, kezelje az adatbázis-műveleteket, és biztosítsa az adatok integritását. A felhasználói felületeknek alkalmasnak kell lenniük arra, hogy a begyűjtött és eltárolt adatokból különféle statisztikákat és lekérdezéseket jelenítsenek meg, valamint lefedjék a teljes jegy- és bérletkezelési életciklust az indulástól a beváltásig.</w:t>
+        <w:t>A szoftver backend komponense biztosítsa a biztonságos, HTTPS alapú RESTful API elérést, kezelje az adatbázis-műveleteket, és biztosítsa az adatok integritását. A felhasználói felületeknek alkalmasnak kell lenniük arra, hogy a begyűjtött és eltárolt adatokból különféle statisztikákat és lekérdezéseket jelenítsenek meg, valamint lefedjék a teljes jegy- és bérletkezelési életciklust az indulástól a beváltásig.</w:t>
       </w:r>
     </w:p>
     <w:p>
@@ -2595,9 +2566,12 @@
       </w:pPr>
       <w:bookmarkStart w:id="13" w:name="_Toc239417171"/>
       <w:r>
-        <w:t>Erőforrás-terv, munkaidő nyilvántartás</w:t>
+        <w:t xml:space="preserve">Erőforrás-terv, </w:t>
       </w:r>
       <w:bookmarkEnd w:id="13"/>
+      <w:r>
+        <w:t>Csapatmunka nyilvántartás</w:t>
+      </w:r>
     </w:p>
     <w:p>
       <w:pPr>
@@ -2792,6 +2766,7 @@
       <w:dataBinding w:prefixMappings="xmlns:ns0='http://purl.org/dc/elements/1.1/' xmlns:ns1='http://schemas.openxmlformats.org/package/2006/metadata/core-properties' " w:xpath="/ns1:coreProperties[1]/ns0:creator[1]" w:storeItemID="{6C3C8BC8-F283-45AE-878A-BAB7291924A1}"/>
       <w:text/>
     </w:sdtPr>
+    <w:sdtEndPr/>
     <w:sdtContent>
       <w:p>
         <w:pPr>
@@ -2838,6 +2813,7 @@
         <w:calendar w:val="gregorian"/>
       </w:date>
     </w:sdtPr>
+    <w:sdtEndPr/>
     <w:sdtContent>
       <w:p>
         <w:pPr>
@@ -5341,7 +5317,7 @@
     <w:charset w:val="00"/>
     <w:family w:val="roman"/>
     <w:pitch w:val="variable"/>
-    <w:sig w:usb0="E0002AFF" w:usb1="C0007843" w:usb2="00000009" w:usb3="00000000" w:csb0="000001FF" w:csb1="00000000"/>
+    <w:sig w:usb0="E0002EFF" w:usb1="C000785B" w:usb2="00000009" w:usb3="00000000" w:csb0="000001FF" w:csb1="00000000"/>
   </w:font>
   <w:font w:name="Courier New">
     <w:panose1 w:val="02070309020205020404"/>
@@ -5359,17 +5335,17 @@
   </w:font>
   <w:font w:name="Calibri">
     <w:panose1 w:val="020F0502020204030204"/>
-    <w:charset w:val="00"/>
+    <w:charset w:val="EE"/>
     <w:family w:val="swiss"/>
     <w:pitch w:val="variable"/>
-    <w:sig w:usb0="E0002AFF" w:usb1="4000ACFF" w:usb2="00000001" w:usb3="00000000" w:csb0="000001FF" w:csb1="00000000"/>
+    <w:sig w:usb0="E4002EFF" w:usb1="C200247B" w:usb2="00000009" w:usb3="00000000" w:csb0="000001FF" w:csb1="00000000"/>
   </w:font>
   <w:font w:name="Calibri Light">
     <w:panose1 w:val="020F0302020204030204"/>
-    <w:charset w:val="00"/>
+    <w:charset w:val="EE"/>
     <w:family w:val="swiss"/>
     <w:pitch w:val="variable"/>
-    <w:sig w:usb0="A0002AEF" w:usb1="4000207B" w:usb2="00000000" w:usb3="00000000" w:csb0="000001FF" w:csb1="00000000"/>
+    <w:sig w:usb0="E4002EFF" w:usb1="C200247B" w:usb2="00000009" w:usb3="00000000" w:csb0="000001FF" w:csb1="00000000"/>
   </w:font>
 </w:fonts>
 </file>
@@ -5391,6 +5367,8 @@
   </w:compat>
   <w:rsids>
     <w:rsidRoot w:val="00E76373"/>
+    <w:rsid w:val="00917B03"/>
+    <w:rsid w:val="00D170AD"/>
     <w:rsid w:val="00D46D48"/>
     <w:rsid w:val="00E76373"/>
   </w:rsids>
